--- a/Doc/OnTap/6_SCAM_based_TCAM.docx
+++ b/Doc/OnTap/6_SCAM_based_TCAM.docx
@@ -17,11 +17,7 @@
       </w:pPr>
       <w:r>
         <w:rPr/>
-        <w:t xml:space="preserve">Thiết kế </w:t>
-      </w:r>
-      <w:r>
-        <w:rPr/>
-        <w:t>thư mục dự án</w:t>
+        <w:t>Thiết kế thư mục dự án</w:t>
       </w:r>
     </w:p>
     <w:p>
@@ -101,11 +97,7 @@
       </w:r>
       <w:r>
         <w:rPr/>
-        <w:t xml:space="preserve">rtl </w:t>
-      </w:r>
-      <w:r>
-        <w:rPr/>
-        <w:t xml:space="preserve">- </w:t>
+        <w:t xml:space="preserve">rtl - </w:t>
       </w:r>
       <w:r>
         <w:rPr>
@@ -229,7 +221,7 @@
     </w:p>
     <w:p>
       <w:pPr>
-        <w:pStyle w:val="BlockQuotation"/>
+        <w:pStyle w:val="BlockQuotationuser"/>
         <w:spacing w:lineRule="auto" w:line="276" w:before="0" w:after="140"/>
         <w:rPr/>
       </w:pPr>
@@ -406,11 +398,7 @@
       </w:pPr>
       <w:r>
         <w:rPr/>
-        <w:t xml:space="preserve">2) </w:t>
-      </w:r>
-      <w:r>
-        <w:rPr/>
-        <w:t>top.v là gì</w:t>
+        <w:t>2) top.v là gì</w:t>
       </w:r>
     </w:p>
     <w:p>
@@ -475,7 +463,6 @@
           <w:type w:val="continuous"/>
           <w:pgSz w:w="12240" w:h="15840"/>
           <w:pgMar w:left="1134" w:right="1134" w:gutter="0" w:header="0" w:top="1134" w:footer="0" w:bottom="1134"/>
-          <w:pgNumType w:fmt="decimal"/>
           <w:formProt w:val="false"/>
           <w:textDirection w:val="lrTb"/>
           <w:docGrid w:type="default" w:linePitch="100" w:charSpace="0"/>
@@ -1807,11 +1794,7 @@
       </w:pPr>
       <w:r>
         <w:rPr/>
-        <w:t xml:space="preserve">3) </w:t>
-      </w:r>
-      <w:r>
-        <w:rPr/>
-        <w:t>tb là gì</w:t>
+        <w:t>3) tb là gì</w:t>
       </w:r>
     </w:p>
     <w:p>
@@ -1867,7 +1850,7 @@
           <w:szCs w:val="24"/>
         </w:rPr>
       </w:pPr>
-      <w:bookmarkStart w:id="2" w:name="code-block-viewer_Copy_1"/>
+      <w:bookmarkStart w:id="2" w:name="code-block-viewer_Copy_1_Copy_1"/>
       <w:bookmarkEnd w:id="2"/>
       <w:r>
         <w:rPr>
@@ -2013,11 +1996,7 @@
       </w:pPr>
       <w:r>
         <w:rPr/>
-        <w:t xml:space="preserve">4) </w:t>
-      </w:r>
-      <w:r>
-        <w:rPr/>
-        <w:t>top_tv.v là gì</w:t>
+        <w:t>4) top_tv.v là gì</w:t>
       </w:r>
     </w:p>
     <w:p>
@@ -3859,13 +3838,7 @@
         <w:rPr>
           <w:rStyle w:val="SourceText"/>
         </w:rPr>
-        <w:t>5)</w:t>
-      </w:r>
-      <w:r>
-        <w:rPr>
-          <w:rStyle w:val="SourceText"/>
-        </w:rPr>
-        <w:t>sim/</w:t>
+        <w:t>5)sim/</w:t>
       </w:r>
       <w:r>
         <w:rPr/>
@@ -3943,11 +3916,6 @@
           <w:shd w:fill="FFFF00" w:val="clear"/>
         </w:rPr>
         <w:tab/>
-      </w:r>
-      <w:r>
-        <w:rPr>
-          <w:shd w:fill="FFFF00" w:val="clear"/>
-        </w:rPr>
         <w:t>wave.vcd</w:t>
       </w:r>
     </w:p>
@@ -3970,11 +3938,6 @@
           <w:shd w:fill="FFFF00" w:val="clear"/>
         </w:rPr>
         <w:tab/>
-      </w:r>
-      <w:r>
-        <w:rPr>
-          <w:shd w:fill="FFFF00" w:val="clear"/>
-        </w:rPr>
         <w:t>simulation.log</w:t>
       </w:r>
     </w:p>
@@ -3997,27 +3960,263 @@
           <w:shd w:fill="FFFF00" w:val="clear"/>
         </w:rPr>
         <w:tab/>
-      </w:r>
-      <w:r>
-        <w:rPr>
-          <w:shd w:fill="FFFF00" w:val="clear"/>
-        </w:rPr>
         <w:t>run.do</w:t>
       </w:r>
     </w:p>
     <w:p>
       <w:pPr>
-        <w:pStyle w:val="BodyText"/>
+        <w:pStyle w:val="Heading1"/>
         <w:numPr>
           <w:ilvl w:val="0"/>
-          <w:numId w:val="0"/>
+          <w:numId w:val="1"/>
         </w:numPr>
-        <w:spacing w:before="240" w:after="120"/>
         <w:ind w:hanging="0" w:start="0"/>
         <w:rPr/>
       </w:pPr>
       <w:r>
         <w:rPr/>
+        <w:t xml:space="preserve">Kiến trúc hệ thống </w:t>
+      </w:r>
+    </w:p>
+    <w:p>
+      <w:pPr>
+        <w:pStyle w:val="BodyText"/>
+        <w:rPr/>
+      </w:pPr>
+      <w:r>
+        <w:rPr/>
+        <w:t>Ở đề tài này ta sẽ phân tích gói tin packet, đọc nội dung header của packet đó , tạo ra search-key, đưa search-key này vao rule-table trong sram-based-tcam, được danh sách kết quả cho vào priority-encoder chọn kết quả duy nhất. Kết quả này dựa theo hệ thống (firewall/router/switch) sẽ tiến hành (Forward/drop/QoS/ACL)</w:t>
+      </w:r>
+    </w:p>
+    <w:p>
+      <w:pPr>
+        <w:pStyle w:val="BodyText"/>
+        <w:rPr/>
+      </w:pPr>
+      <w:r>
+        <w:rPr/>
+      </w:r>
+      <w:r>
+        <mc:AlternateContent>
+          <mc:Choice Requires="wps">
+            <w:drawing>
+              <wp:anchor distT="0" distB="0" distL="0" distR="0" simplePos="0" relativeHeight="3" behindDoc="0" locked="0" layoutInCell="0" allowOverlap="1">
+                <wp:simplePos x="0" y="0"/>
+                <wp:positionH relativeFrom="column">
+                  <wp:align>center</wp:align>
+                </wp:positionH>
+                <wp:positionV relativeFrom="paragraph">
+                  <wp:posOffset>635</wp:posOffset>
+                </wp:positionV>
+                <wp:extent cx="1819275" cy="6036945"/>
+                <wp:effectExtent l="0" t="0" r="0" b="0"/>
+                <wp:wrapTopAndBottom/>
+                <wp:docPr id="2" name="Frame1"/>
+                <a:graphic xmlns:a="http://schemas.openxmlformats.org/drawingml/2006/main">
+                  <a:graphicData uri="http://schemas.microsoft.com/office/word/2010/wordprocessingShape">
+                    <wps:wsp>
+                      <wps:cNvSpPr txBox="1"/>
+                      <wps:spPr>
+                        <a:xfrm>
+                          <a:off x="0" y="0"/>
+                          <a:ext cx="1819275" cy="6036945"/>
+                        </a:xfrm>
+                        <a:prstGeom prst="rect"/>
+                        <a:solidFill>
+                          <a:srgbClr val="FFFFFF"/>
+                        </a:solidFill>
+                      </wps:spPr>
+                      <wps:txbx>
+                        <w:txbxContent>
+                          <w:p>
+                            <w:pPr>
+                              <w:pStyle w:val="Figure"/>
+                              <w:spacing w:before="120" w:after="120"/>
+                              <w:rPr/>
+                            </w:pPr>
+                            <w:r>
+                              <w:rPr/>
+                              <w:drawing>
+                                <wp:inline distT="0" distB="0" distL="0" distR="0">
+                                  <wp:extent cx="1819275" cy="5534025"/>
+                                  <wp:effectExtent l="0" t="0" r="0" b="0"/>
+                                  <wp:docPr id="3" name="Image2"/>
+                                  <wp:cNvGraphicFramePr>
+                                    <a:graphicFrameLocks xmlns:a="http://schemas.openxmlformats.org/drawingml/2006/main" noChangeAspect="1"/>
+                                  </wp:cNvGraphicFramePr>
+                                  <a:graphic xmlns:a="http://schemas.openxmlformats.org/drawingml/2006/main">
+                                    <a:graphicData uri="http://schemas.openxmlformats.org/drawingml/2006/picture">
+                                      <pic:pic xmlns:pic="http://schemas.openxmlformats.org/drawingml/2006/picture">
+                                        <pic:nvPicPr>
+                                          <pic:cNvPr id="3" name="Image2"/>
+                                          <pic:cNvPicPr>
+                                            <a:picLocks noChangeAspect="1" noChangeArrowheads="1"/>
+                                          </pic:cNvPicPr>
+                                        </pic:nvPicPr>
+                                        <pic:blipFill>
+                                          <a:blip r:embed="rId3"/>
+                                          <a:stretch>
+                                            <a:fillRect/>
+                                          </a:stretch>
+                                        </pic:blipFill>
+                                        <pic:spPr bwMode="auto">
+                                          <a:xfrm>
+                                            <a:off x="0" y="0"/>
+                                            <a:ext cx="1819275" cy="5534025"/>
+                                          </a:xfrm>
+                                          <a:prstGeom prst="rect">
+                                            <a:avLst/>
+                                          </a:prstGeom>
+                                          <a:noFill/>
+                                        </pic:spPr>
+                                      </pic:pic>
+                                    </a:graphicData>
+                                  </a:graphic>
+                                </wp:inline>
+                              </w:drawing>
+                              <w:t xml:space="preserve">Figure </w:t>
+                            </w:r>
+                            <w:r>
+                              <w:rPr/>
+                              <w:fldChar w:fldCharType="begin"/>
+                            </w:r>
+                            <w:r>
+                              <w:rPr/>
+                              <w:instrText xml:space="preserve"> SEQ Figure \* ARABIC </w:instrText>
+                            </w:r>
+                            <w:r>
+                              <w:rPr/>
+                              <w:fldChar w:fldCharType="separate"/>
+                            </w:r>
+                            <w:r>
+                              <w:rPr/>
+                              <w:t>1</w:t>
+                            </w:r>
+                            <w:r>
+                              <w:rPr/>
+                              <w:fldChar w:fldCharType="end"/>
+                            </w:r>
+                            <w:r>
+                              <w:rPr/>
+                              <w:t>:  Luồng dữ liệu SRAM_based_TCAM</w:t>
+                            </w:r>
+                          </w:p>
+                        </w:txbxContent>
+                      </wps:txbx>
+                      <wps:bodyPr anchor="t" lIns="0" tIns="0" rIns="0" bIns="0">
+                        <a:noAutofit/>
+                      </wps:bodyPr>
+                    </wps:wsp>
+                  </a:graphicData>
+                </a:graphic>
+              </wp:anchor>
+            </w:drawing>
+          </mc:Choice>
+          <mc:Fallback>
+            <w:pict>
+              <v:rect style="position:absolute;rotation:-0;width:143.25pt;height:475.35pt;mso-wrap-distance-left:0pt;mso-wrap-distance-right:0pt;mso-wrap-distance-top:0pt;mso-wrap-distance-bottom:0pt;margin-top:0pt;mso-position-vertical:top;mso-position-vertical-relative:text;margin-left:177.7pt;mso-position-horizontal:center;mso-position-horizontal-relative:text">
+                <v:textbox inset="0in,0in,0in,0in">
+                  <w:txbxContent>
+                    <w:p>
+                      <w:pPr>
+                        <w:pStyle w:val="Figure"/>
+                        <w:spacing w:before="120" w:after="120"/>
+                        <w:rPr/>
+                      </w:pPr>
+                      <w:r>
+                        <w:rPr/>
+                        <w:drawing>
+                          <wp:inline distT="0" distB="0" distL="0" distR="0">
+                            <wp:extent cx="1819275" cy="5534025"/>
+                            <wp:effectExtent l="0" t="0" r="0" b="0"/>
+                            <wp:docPr id="4" name="Image2"/>
+                            <wp:cNvGraphicFramePr>
+                              <a:graphicFrameLocks xmlns:a="http://schemas.openxmlformats.org/drawingml/2006/main" noChangeAspect="1"/>
+                            </wp:cNvGraphicFramePr>
+                            <a:graphic xmlns:a="http://schemas.openxmlformats.org/drawingml/2006/main">
+                              <a:graphicData uri="http://schemas.openxmlformats.org/drawingml/2006/picture">
+                                <pic:pic xmlns:pic="http://schemas.openxmlformats.org/drawingml/2006/picture">
+                                  <pic:nvPicPr>
+                                    <pic:cNvPr id="4" name="Image2"/>
+                                    <pic:cNvPicPr>
+                                      <a:picLocks noChangeAspect="1" noChangeArrowheads="1"/>
+                                    </pic:cNvPicPr>
+                                  </pic:nvPicPr>
+                                  <pic:blipFill>
+                                    <a:blip r:embed="rId4"/>
+                                    <a:stretch>
+                                      <a:fillRect/>
+                                    </a:stretch>
+                                  </pic:blipFill>
+                                  <pic:spPr bwMode="auto">
+                                    <a:xfrm>
+                                      <a:off x="0" y="0"/>
+                                      <a:ext cx="1819275" cy="5534025"/>
+                                    </a:xfrm>
+                                    <a:prstGeom prst="rect">
+                                      <a:avLst/>
+                                    </a:prstGeom>
+                                    <a:noFill/>
+                                  </pic:spPr>
+                                </pic:pic>
+                              </a:graphicData>
+                            </a:graphic>
+                          </wp:inline>
+                        </w:drawing>
+                        <w:t xml:space="preserve">Figure </w:t>
+                      </w:r>
+                      <w:r>
+                        <w:rPr/>
+                        <w:fldChar w:fldCharType="begin"/>
+                      </w:r>
+                      <w:r>
+                        <w:rPr/>
+                        <w:instrText xml:space="preserve"> SEQ Figure \* ARABIC </w:instrText>
+                      </w:r>
+                      <w:r>
+                        <w:rPr/>
+                        <w:fldChar w:fldCharType="separate"/>
+                      </w:r>
+                      <w:r>
+                        <w:rPr/>
+                        <w:t>1</w:t>
+                      </w:r>
+                      <w:r>
+                        <w:rPr/>
+                        <w:fldChar w:fldCharType="end"/>
+                      </w:r>
+                      <w:r>
+                        <w:rPr/>
+                        <w:t>:  Luồng dữ liệu SRAM_based_TCAM</w:t>
+                      </w:r>
+                    </w:p>
+                  </w:txbxContent>
+                </v:textbox>
+                <w10:wrap type="topAndBottom"/>
+              </v:rect>
+            </w:pict>
+          </mc:Fallback>
+        </mc:AlternateContent>
+      </w:r>
+    </w:p>
+    <w:p>
+      <w:pPr>
+        <w:pStyle w:val="BodyText"/>
+        <w:rPr/>
+      </w:pPr>
+      <w:r>
+        <w:rPr/>
+      </w:r>
+    </w:p>
+    <w:p>
+      <w:pPr>
+        <w:pStyle w:val="BodyText"/>
+        <w:spacing w:before="0" w:after="140"/>
+        <w:rPr/>
+      </w:pPr>
+      <w:r>
+        <w:rPr/>
+        <w:t xml:space="preserve"> </w:t>
       </w:r>
     </w:p>
     <w:sectPr>
@@ -4558,363 +4757,6 @@
   <w:abstractNum w:abstractNumId="5">
     <w:lvl w:ilvl="0">
       <w:start w:val="1"/>
-      <w:numFmt w:val="decimal"/>
-      <w:lvlText w:val="%1)"/>
-      <w:lvlJc w:val="start"/>
-      <w:pPr>
-        <w:tabs>
-          <w:tab w:val="num" w:pos="720"/>
-        </w:tabs>
-        <w:ind w:start="720" w:hanging="360"/>
-      </w:pPr>
-      <w:rPr/>
-    </w:lvl>
-    <w:lvl w:ilvl="1">
-      <w:start w:val="1"/>
-      <w:numFmt w:val="decimal"/>
-      <w:lvlText w:val="%2)"/>
-      <w:lvlJc w:val="start"/>
-      <w:pPr>
-        <w:tabs>
-          <w:tab w:val="num" w:pos="1080"/>
-        </w:tabs>
-        <w:ind w:start="1080" w:hanging="360"/>
-      </w:pPr>
-      <w:rPr/>
-    </w:lvl>
-    <w:lvl w:ilvl="2">
-      <w:start w:val="1"/>
-      <w:numFmt w:val="decimal"/>
-      <w:lvlText w:val="%3)"/>
-      <w:lvlJc w:val="start"/>
-      <w:pPr>
-        <w:tabs>
-          <w:tab w:val="num" w:pos="1440"/>
-        </w:tabs>
-        <w:ind w:start="1440" w:hanging="360"/>
-      </w:pPr>
-      <w:rPr/>
-    </w:lvl>
-    <w:lvl w:ilvl="3">
-      <w:start w:val="1"/>
-      <w:numFmt w:val="decimal"/>
-      <w:lvlText w:val="%4)"/>
-      <w:lvlJc w:val="start"/>
-      <w:pPr>
-        <w:tabs>
-          <w:tab w:val="num" w:pos="1800"/>
-        </w:tabs>
-        <w:ind w:start="1800" w:hanging="360"/>
-      </w:pPr>
-      <w:rPr/>
-    </w:lvl>
-    <w:lvl w:ilvl="4">
-      <w:start w:val="1"/>
-      <w:numFmt w:val="decimal"/>
-      <w:lvlText w:val="%5)"/>
-      <w:lvlJc w:val="start"/>
-      <w:pPr>
-        <w:tabs>
-          <w:tab w:val="num" w:pos="2160"/>
-        </w:tabs>
-        <w:ind w:start="2160" w:hanging="360"/>
-      </w:pPr>
-      <w:rPr/>
-    </w:lvl>
-    <w:lvl w:ilvl="5">
-      <w:start w:val="1"/>
-      <w:numFmt w:val="decimal"/>
-      <w:lvlText w:val="%6)"/>
-      <w:lvlJc w:val="start"/>
-      <w:pPr>
-        <w:tabs>
-          <w:tab w:val="num" w:pos="2520"/>
-        </w:tabs>
-        <w:ind w:start="2520" w:hanging="360"/>
-      </w:pPr>
-      <w:rPr/>
-    </w:lvl>
-    <w:lvl w:ilvl="6">
-      <w:start w:val="1"/>
-      <w:numFmt w:val="decimal"/>
-      <w:lvlText w:val="%7)"/>
-      <w:lvlJc w:val="start"/>
-      <w:pPr>
-        <w:tabs>
-          <w:tab w:val="num" w:pos="2880"/>
-        </w:tabs>
-        <w:ind w:start="2880" w:hanging="360"/>
-      </w:pPr>
-      <w:rPr/>
-    </w:lvl>
-    <w:lvl w:ilvl="7">
-      <w:start w:val="1"/>
-      <w:numFmt w:val="decimal"/>
-      <w:lvlText w:val="%8)"/>
-      <w:lvlJc w:val="start"/>
-      <w:pPr>
-        <w:tabs>
-          <w:tab w:val="num" w:pos="3240"/>
-        </w:tabs>
-        <w:ind w:start="3240" w:hanging="360"/>
-      </w:pPr>
-      <w:rPr/>
-    </w:lvl>
-    <w:lvl w:ilvl="8">
-      <w:start w:val="1"/>
-      <w:numFmt w:val="decimal"/>
-      <w:lvlText w:val="%9)"/>
-      <w:lvlJc w:val="start"/>
-      <w:pPr>
-        <w:tabs>
-          <w:tab w:val="num" w:pos="3600"/>
-        </w:tabs>
-        <w:ind w:start="3600" w:hanging="360"/>
-      </w:pPr>
-      <w:rPr/>
-    </w:lvl>
-  </w:abstractNum>
-  <w:abstractNum w:abstractNumId="6">
-    <w:lvl w:ilvl="0">
-      <w:start w:val="1"/>
-      <w:numFmt w:val="decimal"/>
-      <w:lvlText w:val="%1)"/>
-      <w:lvlJc w:val="start"/>
-      <w:pPr>
-        <w:tabs>
-          <w:tab w:val="num" w:pos="720"/>
-        </w:tabs>
-        <w:ind w:start="720" w:hanging="360"/>
-      </w:pPr>
-      <w:rPr/>
-    </w:lvl>
-    <w:lvl w:ilvl="1">
-      <w:start w:val="1"/>
-      <w:numFmt w:val="decimal"/>
-      <w:lvlText w:val="%2)"/>
-      <w:lvlJc w:val="start"/>
-      <w:pPr>
-        <w:tabs>
-          <w:tab w:val="num" w:pos="1080"/>
-        </w:tabs>
-        <w:ind w:start="1080" w:hanging="360"/>
-      </w:pPr>
-      <w:rPr/>
-    </w:lvl>
-    <w:lvl w:ilvl="2">
-      <w:start w:val="1"/>
-      <w:numFmt w:val="decimal"/>
-      <w:lvlText w:val="%3)"/>
-      <w:lvlJc w:val="start"/>
-      <w:pPr>
-        <w:tabs>
-          <w:tab w:val="num" w:pos="1440"/>
-        </w:tabs>
-        <w:ind w:start="1440" w:hanging="360"/>
-      </w:pPr>
-      <w:rPr/>
-    </w:lvl>
-    <w:lvl w:ilvl="3">
-      <w:start w:val="1"/>
-      <w:numFmt w:val="decimal"/>
-      <w:lvlText w:val="%4)"/>
-      <w:lvlJc w:val="start"/>
-      <w:pPr>
-        <w:tabs>
-          <w:tab w:val="num" w:pos="1800"/>
-        </w:tabs>
-        <w:ind w:start="1800" w:hanging="360"/>
-      </w:pPr>
-      <w:rPr/>
-    </w:lvl>
-    <w:lvl w:ilvl="4">
-      <w:start w:val="1"/>
-      <w:numFmt w:val="decimal"/>
-      <w:lvlText w:val="%5)"/>
-      <w:lvlJc w:val="start"/>
-      <w:pPr>
-        <w:tabs>
-          <w:tab w:val="num" w:pos="2160"/>
-        </w:tabs>
-        <w:ind w:start="2160" w:hanging="360"/>
-      </w:pPr>
-      <w:rPr/>
-    </w:lvl>
-    <w:lvl w:ilvl="5">
-      <w:start w:val="1"/>
-      <w:numFmt w:val="decimal"/>
-      <w:lvlText w:val="%6)"/>
-      <w:lvlJc w:val="start"/>
-      <w:pPr>
-        <w:tabs>
-          <w:tab w:val="num" w:pos="2520"/>
-        </w:tabs>
-        <w:ind w:start="2520" w:hanging="360"/>
-      </w:pPr>
-      <w:rPr/>
-    </w:lvl>
-    <w:lvl w:ilvl="6">
-      <w:start w:val="1"/>
-      <w:numFmt w:val="decimal"/>
-      <w:lvlText w:val="%7)"/>
-      <w:lvlJc w:val="start"/>
-      <w:pPr>
-        <w:tabs>
-          <w:tab w:val="num" w:pos="2880"/>
-        </w:tabs>
-        <w:ind w:start="2880" w:hanging="360"/>
-      </w:pPr>
-      <w:rPr/>
-    </w:lvl>
-    <w:lvl w:ilvl="7">
-      <w:start w:val="1"/>
-      <w:numFmt w:val="decimal"/>
-      <w:lvlText w:val="%8)"/>
-      <w:lvlJc w:val="start"/>
-      <w:pPr>
-        <w:tabs>
-          <w:tab w:val="num" w:pos="3240"/>
-        </w:tabs>
-        <w:ind w:start="3240" w:hanging="360"/>
-      </w:pPr>
-      <w:rPr/>
-    </w:lvl>
-    <w:lvl w:ilvl="8">
-      <w:start w:val="1"/>
-      <w:numFmt w:val="decimal"/>
-      <w:lvlText w:val="%9)"/>
-      <w:lvlJc w:val="start"/>
-      <w:pPr>
-        <w:tabs>
-          <w:tab w:val="num" w:pos="3600"/>
-        </w:tabs>
-        <w:ind w:start="3600" w:hanging="360"/>
-      </w:pPr>
-      <w:rPr/>
-    </w:lvl>
-  </w:abstractNum>
-  <w:abstractNum w:abstractNumId="7">
-    <w:lvl w:ilvl="0">
-      <w:start w:val="1"/>
-      <w:numFmt w:val="decimal"/>
-      <w:lvlText w:val="%1)"/>
-      <w:lvlJc w:val="start"/>
-      <w:pPr>
-        <w:tabs>
-          <w:tab w:val="num" w:pos="720"/>
-        </w:tabs>
-        <w:ind w:start="720" w:hanging="360"/>
-      </w:pPr>
-      <w:rPr/>
-    </w:lvl>
-    <w:lvl w:ilvl="1">
-      <w:start w:val="1"/>
-      <w:numFmt w:val="decimal"/>
-      <w:lvlText w:val="%2)"/>
-      <w:lvlJc w:val="start"/>
-      <w:pPr>
-        <w:tabs>
-          <w:tab w:val="num" w:pos="1080"/>
-        </w:tabs>
-        <w:ind w:start="1080" w:hanging="360"/>
-      </w:pPr>
-      <w:rPr/>
-    </w:lvl>
-    <w:lvl w:ilvl="2">
-      <w:start w:val="1"/>
-      <w:numFmt w:val="decimal"/>
-      <w:lvlText w:val="%3)"/>
-      <w:lvlJc w:val="start"/>
-      <w:pPr>
-        <w:tabs>
-          <w:tab w:val="num" w:pos="1440"/>
-        </w:tabs>
-        <w:ind w:start="1440" w:hanging="360"/>
-      </w:pPr>
-      <w:rPr/>
-    </w:lvl>
-    <w:lvl w:ilvl="3">
-      <w:start w:val="1"/>
-      <w:numFmt w:val="decimal"/>
-      <w:lvlText w:val="%4)"/>
-      <w:lvlJc w:val="start"/>
-      <w:pPr>
-        <w:tabs>
-          <w:tab w:val="num" w:pos="1800"/>
-        </w:tabs>
-        <w:ind w:start="1800" w:hanging="360"/>
-      </w:pPr>
-      <w:rPr/>
-    </w:lvl>
-    <w:lvl w:ilvl="4">
-      <w:start w:val="1"/>
-      <w:numFmt w:val="decimal"/>
-      <w:lvlText w:val="%5)"/>
-      <w:lvlJc w:val="start"/>
-      <w:pPr>
-        <w:tabs>
-          <w:tab w:val="num" w:pos="2160"/>
-        </w:tabs>
-        <w:ind w:start="2160" w:hanging="360"/>
-      </w:pPr>
-      <w:rPr/>
-    </w:lvl>
-    <w:lvl w:ilvl="5">
-      <w:start w:val="1"/>
-      <w:numFmt w:val="decimal"/>
-      <w:lvlText w:val="%6)"/>
-      <w:lvlJc w:val="start"/>
-      <w:pPr>
-        <w:tabs>
-          <w:tab w:val="num" w:pos="2520"/>
-        </w:tabs>
-        <w:ind w:start="2520" w:hanging="360"/>
-      </w:pPr>
-      <w:rPr/>
-    </w:lvl>
-    <w:lvl w:ilvl="6">
-      <w:start w:val="1"/>
-      <w:numFmt w:val="decimal"/>
-      <w:lvlText w:val="%7)"/>
-      <w:lvlJc w:val="start"/>
-      <w:pPr>
-        <w:tabs>
-          <w:tab w:val="num" w:pos="2880"/>
-        </w:tabs>
-        <w:ind w:start="2880" w:hanging="360"/>
-      </w:pPr>
-      <w:rPr/>
-    </w:lvl>
-    <w:lvl w:ilvl="7">
-      <w:start w:val="1"/>
-      <w:numFmt w:val="decimal"/>
-      <w:lvlText w:val="%8)"/>
-      <w:lvlJc w:val="start"/>
-      <w:pPr>
-        <w:tabs>
-          <w:tab w:val="num" w:pos="3240"/>
-        </w:tabs>
-        <w:ind w:start="3240" w:hanging="360"/>
-      </w:pPr>
-      <w:rPr/>
-    </w:lvl>
-    <w:lvl w:ilvl="8">
-      <w:start w:val="1"/>
-      <w:numFmt w:val="decimal"/>
-      <w:lvlText w:val="%9)"/>
-      <w:lvlJc w:val="start"/>
-      <w:pPr>
-        <w:tabs>
-          <w:tab w:val="num" w:pos="3600"/>
-        </w:tabs>
-        <w:ind w:start="3600" w:hanging="360"/>
-      </w:pPr>
-      <w:rPr/>
-    </w:lvl>
-  </w:abstractNum>
-  <w:abstractNum w:abstractNumId="8">
-    <w:lvl w:ilvl="0">
-      <w:start w:val="1"/>
       <w:numFmt w:val="none"/>
       <w:suff w:val="nothing"/>
       <w:lvlText w:val=""/>
@@ -5045,15 +4887,6 @@
   </w:num>
   <w:num w:numId="5">
     <w:abstractNumId w:val="5"/>
-  </w:num>
-  <w:num w:numId="6">
-    <w:abstractNumId w:val="6"/>
-  </w:num>
-  <w:num w:numId="7">
-    <w:abstractNumId w:val="7"/>
-  </w:num>
-  <w:num w:numId="8">
-    <w:abstractNumId w:val="8"/>
   </w:num>
 </w:numbering>
 </file>
@@ -5152,8 +4985,8 @@
       <w:bCs/>
     </w:rPr>
   </w:style>
-  <w:style w:type="character" w:styleId="Bullets">
-    <w:name w:val="Bullets"/>
+  <w:style w:type="character" w:styleId="Bulletsuser">
+    <w:name w:val="Bullets (user)"/>
     <w:qFormat/>
     <w:rPr>
       <w:rFonts w:ascii="OpenSymbol" w:hAnsi="OpenSymbol" w:eastAsia="OpenSymbol" w:cs="OpenSymbol"/>
@@ -5247,14 +5080,21 @@
       <w:szCs w:val="12"/>
     </w:rPr>
   </w:style>
-  <w:style w:type="paragraph" w:styleId="BlockQuotation">
-    <w:name w:val="Block Quotation"/>
+  <w:style w:type="paragraph" w:styleId="BlockQuotationuser">
+    <w:name w:val="Block Quotation (user)"/>
     <w:basedOn w:val="Normal"/>
     <w:qFormat/>
     <w:pPr>
       <w:spacing w:before="0" w:after="283"/>
       <w:ind w:hanging="0" w:start="567" w:end="567"/>
     </w:pPr>
+    <w:rPr/>
+  </w:style>
+  <w:style w:type="paragraph" w:styleId="Figure">
+    <w:name w:val="Figure"/>
+    <w:basedOn w:val="Caption"/>
+    <w:qFormat/>
+    <w:pPr/>
     <w:rPr/>
   </w:style>
 </w:styles>

--- a/Doc/OnTap/6_SCAM_based_TCAM.docx
+++ b/Doc/OnTap/6_SCAM_based_TCAM.docx
@@ -1,6 +1,6 @@
 
 <file path=word/document.xml><?xml version="1.0" encoding="utf-8"?>
-<w:document xmlns:o="urn:schemas-microsoft-com:office:office" xmlns:r="http://schemas.openxmlformats.org/officeDocument/2006/relationships" xmlns:v="urn:schemas-microsoft-com:vml" xmlns:w="http://schemas.openxmlformats.org/wordprocessingml/2006/main" xmlns:w10="urn:schemas-microsoft-com:office:word" xmlns:wp="http://schemas.openxmlformats.org/drawingml/2006/wordprocessingDrawing" xmlns:pic="http://schemas.openxmlformats.org/drawingml/2006/picture" xmlns:wps="http://schemas.microsoft.com/office/word/2010/wordprocessingShape" xmlns:wpg="http://schemas.microsoft.com/office/word/2010/wordprocessingGroup" xmlns:mc="http://schemas.openxmlformats.org/markup-compatibility/2006" xmlns:wp14="http://schemas.microsoft.com/office/word/2010/wordprocessingDrawing" xmlns:w14="http://schemas.microsoft.com/office/word/2010/wordml" xmlns:w15="http://schemas.microsoft.com/office/word/2012/wordml" mc:Ignorable="w14 wp14 w15">
+<w:document xmlns:o="urn:schemas-microsoft-com:office:office" xmlns:r="http://schemas.openxmlformats.org/officeDocument/2006/relationships" xmlns:v="urn:schemas-microsoft-com:vml" xmlns:w="http://schemas.openxmlformats.org/wordprocessingml/2006/main" xmlns:w10="urn:schemas-microsoft-com:office:word" xmlns:wp="http://schemas.openxmlformats.org/drawingml/2006/wordprocessingDrawing" xmlns:wps="http://schemas.microsoft.com/office/word/2010/wordprocessingShape" xmlns:wpg="http://schemas.microsoft.com/office/word/2010/wordprocessingGroup" xmlns:mc="http://schemas.openxmlformats.org/markup-compatibility/2006" xmlns:wp14="http://schemas.microsoft.com/office/word/2010/wordprocessingDrawing" xmlns:w14="http://schemas.microsoft.com/office/word/2010/wordml" xmlns:w15="http://schemas.microsoft.com/office/word/2012/wordml" mc:Ignorable="w14 wp14 w15">
   <w:body>
     <w:p>
       <w:pPr>
@@ -11,8 +11,8 @@
         </w:numPr>
         <w:bidi w:val="0"/>
         <w:spacing w:before="240" w:after="120"/>
-        <w:ind w:hanging="0" w:start="0"/>
-        <w:jc w:val="start"/>
+        <w:ind w:hanging="0" w:left="0"/>
+        <w:jc w:val="left"/>
         <w:rPr/>
       </w:pPr>
       <w:r>
@@ -29,8 +29,8 @@
         </w:numPr>
         <w:bidi w:val="0"/>
         <w:spacing w:before="240" w:after="120"/>
-        <w:ind w:hanging="0" w:start="0"/>
-        <w:jc w:val="start"/>
+        <w:ind w:hanging="0" w:left="0"/>
+        <w:jc w:val="left"/>
         <w:rPr/>
       </w:pPr>
       <w:r>
@@ -49,7 +49,7 @@
       </w:pPr>
       <w:r>
         <w:drawing>
-          <wp:anchor distT="0" distB="0" distL="0" distR="0" simplePos="0" relativeHeight="2" behindDoc="0" locked="0" layoutInCell="0" allowOverlap="1">
+          <wp:anchor behindDoc="0" distT="0" distB="0" distL="0" distR="0" simplePos="0" locked="0" layoutInCell="0" allowOverlap="1" relativeHeight="2">
             <wp:simplePos x="0" y="0"/>
             <wp:positionH relativeFrom="column">
               <wp:align>center</wp:align>
@@ -60,7 +60,7 @@
             <wp:extent cx="2143125" cy="3457575"/>
             <wp:effectExtent l="0" t="0" r="0" b="0"/>
             <wp:wrapTopAndBottom/>
-            <wp:docPr id="1" name="Image1"/>
+            <wp:docPr id="1" name="Image1" descr=""/>
             <wp:cNvGraphicFramePr>
               <a:graphicFrameLocks xmlns:a="http://schemas.openxmlformats.org/drawingml/2006/main" noChangeAspect="1"/>
             </wp:cNvGraphicFramePr>
@@ -68,7 +68,7 @@
               <a:graphicData uri="http://schemas.openxmlformats.org/drawingml/2006/picture">
                 <pic:pic xmlns:pic="http://schemas.openxmlformats.org/drawingml/2006/picture">
                   <pic:nvPicPr>
-                    <pic:cNvPr id="1" name="Image1"/>
+                    <pic:cNvPr id="1" name="Image1" descr=""/>
                     <pic:cNvPicPr>
                       <a:picLocks noChangeAspect="1" noChangeArrowheads="1"/>
                     </pic:cNvPicPr>
@@ -87,7 +87,6 @@
                     <a:prstGeom prst="rect">
                       <a:avLst/>
                     </a:prstGeom>
-                    <a:noFill/>
                   </pic:spPr>
                 </pic:pic>
               </a:graphicData>
@@ -144,7 +143,7 @@
           <w:tab w:val="left" w:pos="0" w:leader="none"/>
         </w:tabs>
         <w:spacing w:before="0" w:after="0"/>
-        <w:ind w:hanging="283" w:start="709"/>
+        <w:ind w:hanging="283" w:left="709"/>
         <w:rPr/>
       </w:pPr>
       <w:r>
@@ -170,7 +169,7 @@
           <w:tab w:val="left" w:pos="0" w:leader="none"/>
         </w:tabs>
         <w:spacing w:before="0" w:after="0"/>
-        <w:ind w:hanging="283" w:start="709"/>
+        <w:ind w:hanging="283" w:left="709"/>
         <w:rPr/>
       </w:pPr>
       <w:r>
@@ -195,7 +194,7 @@
           <w:tab w:val="clear" w:pos="709"/>
           <w:tab w:val="left" w:pos="0" w:leader="none"/>
         </w:tabs>
-        <w:ind w:hanging="283" w:start="709"/>
+        <w:ind w:hanging="283" w:left="709"/>
         <w:rPr/>
       </w:pPr>
       <w:r>
@@ -221,7 +220,7 @@
     </w:p>
     <w:p>
       <w:pPr>
-        <w:pStyle w:val="BlockQuotationuser"/>
+        <w:pStyle w:val="BlockQuotation"/>
         <w:spacing w:lineRule="auto" w:line="276" w:before="0" w:after="140"/>
         <w:rPr/>
       </w:pPr>
@@ -259,7 +258,7 @@
       <w:pPr>
         <w:pStyle w:val="PreformattedText"/>
         <w:spacing w:lineRule="auto" w:line="276" w:before="0" w:after="140"/>
-        <w:ind w:hanging="0" w:start="0" w:end="0"/>
+        <w:ind w:hanging="0" w:left="0" w:right="0"/>
         <w:rPr>
           <w:rFonts w:ascii="Liberation Serif" w:hAnsi="Liberation Serif" w:cs="Lucida Sans"/>
           <w:sz w:val="24"/>
@@ -393,7 +392,7 @@
           <w:ilvl w:val="0"/>
           <w:numId w:val="0"/>
         </w:numPr>
-        <w:ind w:hanging="0" w:start="720"/>
+        <w:ind w:hanging="0" w:left="720"/>
         <w:rPr/>
       </w:pPr>
       <w:r>
@@ -473,7 +472,7 @@
       <w:pPr>
         <w:pStyle w:val="PreformattedText"/>
         <w:spacing w:lineRule="auto" w:line="276" w:before="0" w:after="140"/>
-        <w:ind w:hanging="0" w:start="0" w:end="0"/>
+        <w:ind w:hanging="0" w:left="0" w:right="0"/>
         <w:rPr>
           <w:rFonts w:ascii="Liberation Serif" w:hAnsi="Liberation Serif" w:eastAsia="NSimSun" w:cs="Lucida Sans"/>
           <w:sz w:val="24"/>
@@ -658,7 +657,7 @@
       <w:pPr>
         <w:pStyle w:val="PreformattedText"/>
         <w:spacing w:lineRule="auto" w:line="276" w:before="0" w:after="140"/>
-        <w:ind w:hanging="0" w:start="0" w:end="0"/>
+        <w:ind w:hanging="0" w:left="0" w:right="0"/>
         <w:rPr>
           <w:rFonts w:ascii="Liberation Serif" w:hAnsi="Liberation Serif" w:eastAsia="NSimSun" w:cs="Lucida Sans"/>
           <w:sz w:val="24"/>
@@ -984,7 +983,7 @@
       <w:pPr>
         <w:pStyle w:val="PreformattedText"/>
         <w:spacing w:lineRule="auto" w:line="276" w:before="0" w:after="140"/>
-        <w:ind w:hanging="0" w:start="0" w:end="0"/>
+        <w:ind w:hanging="0" w:left="0" w:right="0"/>
         <w:rPr>
           <w:rFonts w:ascii="Liberation Serif" w:hAnsi="Liberation Serif" w:eastAsia="NSimSun" w:cs="Lucida Sans"/>
           <w:sz w:val="24"/>
@@ -1735,7 +1734,7 @@
           <w:tab w:val="left" w:pos="0" w:leader="none"/>
         </w:tabs>
         <w:spacing w:before="0" w:after="0"/>
-        <w:ind w:hanging="283" w:start="709"/>
+        <w:ind w:hanging="283" w:left="709"/>
         <w:rPr/>
       </w:pPr>
       <w:r>
@@ -1754,7 +1753,7 @@
           <w:tab w:val="clear" w:pos="709"/>
           <w:tab w:val="left" w:pos="0" w:leader="none"/>
         </w:tabs>
-        <w:ind w:hanging="283" w:start="709"/>
+        <w:ind w:hanging="283" w:left="709"/>
         <w:rPr/>
       </w:pPr>
       <w:r>
@@ -1789,7 +1788,7 @@
           <w:ilvl w:val="0"/>
           <w:numId w:val="0"/>
         </w:numPr>
-        <w:ind w:hanging="0" w:start="720"/>
+        <w:ind w:hanging="0" w:left="720"/>
         <w:rPr/>
       </w:pPr>
       <w:r>
@@ -1843,7 +1842,7 @@
       <w:pPr>
         <w:pStyle w:val="PreformattedText"/>
         <w:spacing w:lineRule="auto" w:line="276" w:before="0" w:after="140"/>
-        <w:ind w:hanging="0" w:start="0" w:end="0"/>
+        <w:ind w:hanging="0" w:left="0" w:right="0"/>
         <w:rPr>
           <w:rFonts w:ascii="Liberation Serif" w:hAnsi="Liberation Serif" w:cs="Lucida Sans"/>
           <w:sz w:val="24"/>
@@ -1991,7 +1990,7 @@
           <w:ilvl w:val="0"/>
           <w:numId w:val="0"/>
         </w:numPr>
-        <w:ind w:hanging="0" w:start="720"/>
+        <w:ind w:hanging="0" w:left="720"/>
         <w:rPr/>
       </w:pPr>
       <w:r>
@@ -2045,7 +2044,7 @@
       <w:pPr>
         <w:pStyle w:val="PreformattedText"/>
         <w:spacing w:lineRule="auto" w:line="276" w:before="0" w:after="140"/>
-        <w:ind w:hanging="0" w:start="0" w:end="0"/>
+        <w:ind w:hanging="0" w:left="0" w:right="0"/>
         <w:rPr>
           <w:rFonts w:ascii="Liberation Serif" w:hAnsi="Liberation Serif" w:eastAsia="NSimSun" w:cs="Lucida Sans"/>
           <w:sz w:val="24"/>
@@ -2112,7 +2111,7 @@
       <w:pPr>
         <w:pStyle w:val="PreformattedText"/>
         <w:spacing w:lineRule="auto" w:line="276" w:before="0" w:after="140"/>
-        <w:ind w:hanging="0" w:start="0" w:end="0"/>
+        <w:ind w:hanging="0" w:left="0" w:right="0"/>
         <w:rPr>
           <w:rFonts w:ascii="Liberation Serif" w:hAnsi="Liberation Serif" w:eastAsia="NSimSun" w:cs="Lucida Sans"/>
           <w:sz w:val="24"/>
@@ -2189,7 +2188,7 @@
       <w:pPr>
         <w:pStyle w:val="PreformattedText"/>
         <w:spacing w:lineRule="auto" w:line="276" w:before="0" w:after="140"/>
-        <w:ind w:hanging="0" w:start="0" w:end="0"/>
+        <w:ind w:hanging="0" w:left="0" w:right="0"/>
         <w:rPr>
           <w:rFonts w:ascii="Liberation Serif" w:hAnsi="Liberation Serif" w:eastAsia="NSimSun" w:cs="Lucida Sans"/>
           <w:sz w:val="24"/>
@@ -2573,7 +2572,7 @@
       <w:pPr>
         <w:pStyle w:val="PreformattedText"/>
         <w:spacing w:lineRule="auto" w:line="276" w:before="0" w:after="140"/>
-        <w:ind w:hanging="0" w:start="0" w:end="0"/>
+        <w:ind w:hanging="0" w:left="0" w:right="0"/>
         <w:rPr>
           <w:rFonts w:ascii="Liberation Serif" w:hAnsi="Liberation Serif" w:eastAsia="NSimSun" w:cs="Lucida Sans"/>
           <w:sz w:val="24"/>
@@ -3331,7 +3330,7 @@
       <w:pPr>
         <w:pStyle w:val="PreformattedText"/>
         <w:spacing w:lineRule="auto" w:line="276" w:before="0" w:after="140"/>
-        <w:ind w:hanging="0" w:start="0" w:end="0"/>
+        <w:ind w:hanging="0" w:left="0" w:right="0"/>
         <w:rPr>
           <w:rFonts w:ascii="Liberation Serif" w:hAnsi="Liberation Serif" w:eastAsia="NSimSun" w:cs="Lucida Sans"/>
           <w:sz w:val="24"/>
@@ -3408,7 +3407,7 @@
       <w:pPr>
         <w:pStyle w:val="PreformattedText"/>
         <w:spacing w:lineRule="auto" w:line="276" w:before="0" w:after="140"/>
-        <w:ind w:hanging="0" w:start="0" w:end="0"/>
+        <w:ind w:hanging="0" w:left="0" w:right="0"/>
         <w:rPr>
           <w:rFonts w:ascii="Liberation Serif" w:hAnsi="Liberation Serif" w:eastAsia="NSimSun" w:cs="Lucida Sans"/>
           <w:sz w:val="24"/>
@@ -3884,7 +3883,7 @@
           <w:numId w:val="0"/>
         </w:numPr>
         <w:spacing w:before="240" w:after="120"/>
-        <w:ind w:hanging="0" w:start="0"/>
+        <w:ind w:hanging="0" w:left="0"/>
         <w:rPr>
           <w:highlight w:val="none"/>
           <w:shd w:fill="FFFF00" w:val="clear"/>
@@ -3905,7 +3904,7 @@
           <w:numId w:val="0"/>
         </w:numPr>
         <w:spacing w:before="240" w:after="120"/>
-        <w:ind w:hanging="0" w:start="0"/>
+        <w:ind w:hanging="0" w:left="0"/>
         <w:rPr>
           <w:highlight w:val="none"/>
           <w:shd w:fill="FFFF00" w:val="clear"/>
@@ -3927,7 +3926,7 @@
           <w:numId w:val="0"/>
         </w:numPr>
         <w:spacing w:before="240" w:after="120"/>
-        <w:ind w:hanging="0" w:start="0"/>
+        <w:ind w:hanging="0" w:left="0"/>
         <w:rPr>
           <w:highlight w:val="none"/>
           <w:shd w:fill="FFFF00" w:val="clear"/>
@@ -3949,7 +3948,7 @@
           <w:numId w:val="0"/>
         </w:numPr>
         <w:spacing w:before="240" w:after="120"/>
-        <w:ind w:hanging="0" w:start="0"/>
+        <w:ind w:hanging="0" w:left="0"/>
         <w:rPr>
           <w:highlight w:val="none"/>
           <w:shd w:fill="FFFF00" w:val="clear"/>
@@ -3970,7 +3969,7 @@
           <w:ilvl w:val="0"/>
           <w:numId w:val="1"/>
         </w:numPr>
-        <w:ind w:hanging="0" w:start="0"/>
+        <w:ind w:hanging="0" w:left="0"/>
         <w:rPr/>
       </w:pPr>
       <w:r>
@@ -3995,12 +3994,10 @@
       </w:pPr>
       <w:r>
         <w:rPr/>
-      </w:r>
-      <w:r>
         <mc:AlternateContent>
           <mc:Choice Requires="wps">
             <w:drawing>
-              <wp:anchor distT="0" distB="0" distL="0" distR="0" simplePos="0" relativeHeight="3" behindDoc="0" locked="0" layoutInCell="0" allowOverlap="1">
+              <wp:anchor behindDoc="0" distT="0" distB="0" distL="0" distR="0" simplePos="0" locked="0" layoutInCell="0" allowOverlap="1" relativeHeight="3">
                 <wp:simplePos x="0" y="0"/>
                 <wp:positionH relativeFrom="column">
                   <wp:align>center</wp:align>
@@ -4015,17 +4012,28 @@
                 <a:graphic xmlns:a="http://schemas.openxmlformats.org/drawingml/2006/main">
                   <a:graphicData uri="http://schemas.microsoft.com/office/word/2010/wordprocessingShape">
                     <wps:wsp>
-                      <wps:cNvSpPr txBox="1"/>
+                      <wps:cNvSpPr/>
                       <wps:spPr>
                         <a:xfrm>
                           <a:off x="0" y="0"/>
-                          <a:ext cx="1819275" cy="6036945"/>
+                          <a:ext cx="1819440" cy="6036840"/>
                         </a:xfrm>
-                        <a:prstGeom prst="rect"/>
+                        <a:prstGeom prst="rect">
+                          <a:avLst/>
+                        </a:prstGeom>
                         <a:solidFill>
-                          <a:srgbClr val="FFFFFF"/>
+                          <a:srgbClr val="ffffff"/>
                         </a:solidFill>
+                        <a:ln w="0">
+                          <a:noFill/>
+                        </a:ln>
                       </wps:spPr>
+                      <wps:style>
+                        <a:lnRef idx="0"/>
+                        <a:fillRef idx="0"/>
+                        <a:effectRef idx="0"/>
+                        <a:fontRef idx="minor"/>
+                      </wps:style>
                       <wps:txbx>
                         <w:txbxContent>
                           <w:p>
@@ -4040,7 +4048,7 @@
                                 <wp:inline distT="0" distB="0" distL="0" distR="0">
                                   <wp:extent cx="1819275" cy="5534025"/>
                                   <wp:effectExtent l="0" t="0" r="0" b="0"/>
-                                  <wp:docPr id="3" name="Image2"/>
+                                  <wp:docPr id="4" name="Image2" descr=""/>
                                   <wp:cNvGraphicFramePr>
                                     <a:graphicFrameLocks xmlns:a="http://schemas.openxmlformats.org/drawingml/2006/main" noChangeAspect="1"/>
                                   </wp:cNvGraphicFramePr>
@@ -4048,7 +4056,7 @@
                                     <a:graphicData uri="http://schemas.openxmlformats.org/drawingml/2006/picture">
                                       <pic:pic xmlns:pic="http://schemas.openxmlformats.org/drawingml/2006/picture">
                                         <pic:nvPicPr>
-                                          <pic:cNvPr id="3" name="Image2"/>
+                                          <pic:cNvPr id="4" name="Image2" descr=""/>
                                           <pic:cNvPicPr>
                                             <a:picLocks noChangeAspect="1" noChangeArrowheads="1"/>
                                           </pic:cNvPicPr>
@@ -4067,13 +4075,15 @@
                                           <a:prstGeom prst="rect">
                                             <a:avLst/>
                                           </a:prstGeom>
-                                          <a:noFill/>
                                         </pic:spPr>
                                       </pic:pic>
                                     </a:graphicData>
                                   </a:graphic>
                                 </wp:inline>
                               </w:drawing>
+                            </w:r>
+                            <w:r>
+                              <w:rPr/>
                               <w:t xml:space="preserve">Figure </w:t>
                             </w:r>
                             <w:r>
@@ -4103,7 +4113,7 @@
                           </w:p>
                         </w:txbxContent>
                       </wps:txbx>
-                      <wps:bodyPr anchor="t" lIns="0" tIns="0" rIns="0" bIns="0">
+                      <wps:bodyPr lIns="0" rIns="0" tIns="0" bIns="0" anchor="t">
                         <a:noAutofit/>
                       </wps:bodyPr>
                     </wps:wsp>
@@ -4114,8 +4124,10 @@
           </mc:Choice>
           <mc:Fallback>
             <w:pict>
-              <v:rect style="position:absolute;rotation:-0;width:143.25pt;height:475.35pt;mso-wrap-distance-left:0pt;mso-wrap-distance-right:0pt;mso-wrap-distance-top:0pt;mso-wrap-distance-bottom:0pt;margin-top:0pt;mso-position-vertical:top;mso-position-vertical-relative:text;margin-left:177.7pt;mso-position-horizontal:center;mso-position-horizontal-relative:text">
-                <v:textbox inset="0in,0in,0in,0in">
+              <v:rect id="shape_0" ID="Frame1" path="m0,0l-2147483645,0l-2147483645,-2147483646l0,-2147483646xe" fillcolor="white" stroked="f" o:allowincell="f" style="position:absolute;margin-left:177.65pt;margin-top:0.05pt;width:143.2pt;height:475.3pt;mso-wrap-style:square;v-text-anchor:top;mso-position-horizontal:center">
+                <v:fill o:detectmouseclick="t" type="solid" color2="black"/>
+                <v:stroke color="#3465a4" joinstyle="round" endcap="flat"/>
+                <v:textbox>
                   <w:txbxContent>
                     <w:p>
                       <w:pPr>
@@ -4129,7 +4141,7 @@
                           <wp:inline distT="0" distB="0" distL="0" distR="0">
                             <wp:extent cx="1819275" cy="5534025"/>
                             <wp:effectExtent l="0" t="0" r="0" b="0"/>
-                            <wp:docPr id="4" name="Image2"/>
+                            <wp:docPr id="5" name="Image2" descr=""/>
                             <wp:cNvGraphicFramePr>
                               <a:graphicFrameLocks xmlns:a="http://schemas.openxmlformats.org/drawingml/2006/main" noChangeAspect="1"/>
                             </wp:cNvGraphicFramePr>
@@ -4137,7 +4149,7 @@
                               <a:graphicData uri="http://schemas.openxmlformats.org/drawingml/2006/picture">
                                 <pic:pic xmlns:pic="http://schemas.openxmlformats.org/drawingml/2006/picture">
                                   <pic:nvPicPr>
-                                    <pic:cNvPr id="4" name="Image2"/>
+                                    <pic:cNvPr id="5" name="Image2" descr=""/>
                                     <pic:cNvPicPr>
                                       <a:picLocks noChangeAspect="1" noChangeArrowheads="1"/>
                                     </pic:cNvPicPr>
@@ -4156,13 +4168,15 @@
                                     <a:prstGeom prst="rect">
                                       <a:avLst/>
                                     </a:prstGeom>
-                                    <a:noFill/>
                                   </pic:spPr>
                                 </pic:pic>
                               </a:graphicData>
                             </a:graphic>
                           </wp:inline>
                         </w:drawing>
+                      </w:r>
+                      <w:r>
+                        <w:rPr/>
                         <w:t xml:space="preserve">Figure </w:t>
                       </w:r>
                       <w:r>
@@ -4218,6 +4232,447 @@
         <w:rPr/>
         <w:t xml:space="preserve"> </w:t>
       </w:r>
+      <w:r>
+        <mc:AlternateContent>
+          <mc:Choice Requires="wps">
+            <w:drawing>
+              <wp:anchor behindDoc="0" distT="0" distB="0" distL="0" distR="0" simplePos="0" locked="0" layoutInCell="0" allowOverlap="1" relativeHeight="6">
+                <wp:simplePos x="0" y="0"/>
+                <wp:positionH relativeFrom="column">
+                  <wp:posOffset>2336165</wp:posOffset>
+                </wp:positionH>
+                <wp:positionV relativeFrom="paragraph">
+                  <wp:posOffset>105410</wp:posOffset>
+                </wp:positionV>
+                <wp:extent cx="1533525" cy="4528185"/>
+                <wp:effectExtent l="0" t="0" r="0" b="0"/>
+                <wp:wrapTopAndBottom/>
+                <wp:docPr id="3" name="Frame2"/>
+                <a:graphic xmlns:a="http://schemas.openxmlformats.org/drawingml/2006/main">
+                  <a:graphicData uri="http://schemas.microsoft.com/office/word/2010/wordprocessingShape">
+                    <wps:wsp>
+                      <wps:cNvSpPr txBox="1"/>
+                      <wps:spPr>
+                        <a:xfrm>
+                          <a:off x="0" y="0"/>
+                          <a:ext cx="1533525" cy="4528185"/>
+                        </a:xfrm>
+                        <a:prstGeom prst="rect"/>
+                        <a:solidFill>
+                          <a:srgbClr val="FFFFFF"/>
+                        </a:solidFill>
+                      </wps:spPr>
+                      <wps:txbx>
+                        <w:txbxContent>
+                          <w:p>
+                            <w:pPr>
+                              <w:pStyle w:val="Figure"/>
+                              <w:spacing w:before="120" w:after="120"/>
+                              <w:rPr/>
+                            </w:pPr>
+                            <w:r>
+                              <w:rPr/>
+                              <w:drawing>
+                                <wp:inline distT="0" distB="0" distL="0" distR="0">
+                                  <wp:extent cx="1533525" cy="4200525"/>
+                                  <wp:effectExtent l="0" t="0" r="0" b="0"/>
+                                  <wp:docPr id="4" name="Image3" descr=""/>
+                                  <wp:cNvGraphicFramePr>
+                                    <a:graphicFrameLocks xmlns:a="http://schemas.openxmlformats.org/drawingml/2006/main" noChangeAspect="1"/>
+                                  </wp:cNvGraphicFramePr>
+                                  <a:graphic xmlns:a="http://schemas.openxmlformats.org/drawingml/2006/main">
+                                    <a:graphicData uri="http://schemas.openxmlformats.org/drawingml/2006/picture">
+                                      <pic:pic xmlns:pic="http://schemas.openxmlformats.org/drawingml/2006/picture">
+                                        <pic:nvPicPr>
+                                          <pic:cNvPr id="4" name="Image3" descr=""/>
+                                          <pic:cNvPicPr>
+                                            <a:picLocks noChangeAspect="1" noChangeArrowheads="1"/>
+                                          </pic:cNvPicPr>
+                                        </pic:nvPicPr>
+                                        <pic:blipFill>
+                                          <a:blip r:embed="rId5"/>
+                                          <a:stretch>
+                                            <a:fillRect/>
+                                          </a:stretch>
+                                        </pic:blipFill>
+                                        <pic:spPr bwMode="auto">
+                                          <a:xfrm>
+                                            <a:off x="0" y="0"/>
+                                            <a:ext cx="1533525" cy="4200525"/>
+                                          </a:xfrm>
+                                          <a:prstGeom prst="rect">
+                                            <a:avLst/>
+                                          </a:prstGeom>
+                                        </pic:spPr>
+                                      </pic:pic>
+                                    </a:graphicData>
+                                  </a:graphic>
+                                </wp:inline>
+                              </w:drawing>
+                              <w:t xml:space="preserve">Figure </w:t>
+                            </w:r>
+                            <w:r>
+                              <w:rPr/>
+                              <w:fldChar w:fldCharType="begin"/>
+                            </w:r>
+                            <w:r>
+                              <w:rPr/>
+                              <w:instrText xml:space="preserve"> SEQ Figure \* ARABIC </w:instrText>
+                            </w:r>
+                            <w:r>
+                              <w:rPr/>
+                              <w:fldChar w:fldCharType="separate"/>
+                            </w:r>
+                            <w:r>
+                              <w:rPr/>
+                              <w:t>2</w:t>
+                            </w:r>
+                            <w:r>
+                              <w:rPr/>
+                              <w:fldChar w:fldCharType="end"/>
+                            </w:r>
+                            <w:r>
+                              <w:rPr/>
+                              <w:t>: Module app</w:t>
+                            </w:r>
+                          </w:p>
+                        </w:txbxContent>
+                      </wps:txbx>
+                      <wps:bodyPr anchor="t" lIns="0" tIns="0" rIns="0" bIns="0">
+                        <a:noAutofit/>
+                      </wps:bodyPr>
+                    </wps:wsp>
+                  </a:graphicData>
+                </a:graphic>
+              </wp:anchor>
+            </w:drawing>
+          </mc:Choice>
+          <mc:Fallback>
+            <w:pict>
+              <v:rect style="position:absolute;rotation:-0;width:120.75pt;height:356.55pt;mso-wrap-distance-left:0pt;mso-wrap-distance-right:0pt;mso-wrap-distance-top:0pt;mso-wrap-distance-bottom:0pt;margin-top:8.3pt;mso-position-vertical-relative:text;margin-left:183.95pt;mso-position-horizontal-relative:text">
+                <v:textbox inset="0in,0in,0in,0in">
+                  <w:txbxContent>
+                    <w:p>
+                      <w:pPr>
+                        <w:pStyle w:val="Figure"/>
+                        <w:spacing w:before="120" w:after="120"/>
+                        <w:rPr/>
+                      </w:pPr>
+                      <w:r>
+                        <w:rPr/>
+                        <w:drawing>
+                          <wp:inline distT="0" distB="0" distL="0" distR="0">
+                            <wp:extent cx="1533525" cy="4200525"/>
+                            <wp:effectExtent l="0" t="0" r="0" b="0"/>
+                            <wp:docPr id="5" name="Image3" descr=""/>
+                            <wp:cNvGraphicFramePr>
+                              <a:graphicFrameLocks xmlns:a="http://schemas.openxmlformats.org/drawingml/2006/main" noChangeAspect="1"/>
+                            </wp:cNvGraphicFramePr>
+                            <a:graphic xmlns:a="http://schemas.openxmlformats.org/drawingml/2006/main">
+                              <a:graphicData uri="http://schemas.openxmlformats.org/drawingml/2006/picture">
+                                <pic:pic xmlns:pic="http://schemas.openxmlformats.org/drawingml/2006/picture">
+                                  <pic:nvPicPr>
+                                    <pic:cNvPr id="5" name="Image3" descr=""/>
+                                    <pic:cNvPicPr>
+                                      <a:picLocks noChangeAspect="1" noChangeArrowheads="1"/>
+                                    </pic:cNvPicPr>
+                                  </pic:nvPicPr>
+                                  <pic:blipFill>
+                                    <a:blip r:embed="rId6"/>
+                                    <a:stretch>
+                                      <a:fillRect/>
+                                    </a:stretch>
+                                  </pic:blipFill>
+                                  <pic:spPr bwMode="auto">
+                                    <a:xfrm>
+                                      <a:off x="0" y="0"/>
+                                      <a:ext cx="1533525" cy="4200525"/>
+                                    </a:xfrm>
+                                    <a:prstGeom prst="rect">
+                                      <a:avLst/>
+                                    </a:prstGeom>
+                                  </pic:spPr>
+                                </pic:pic>
+                              </a:graphicData>
+                            </a:graphic>
+                          </wp:inline>
+                        </w:drawing>
+                        <w:t xml:space="preserve">Figure </w:t>
+                      </w:r>
+                      <w:r>
+                        <w:rPr/>
+                        <w:fldChar w:fldCharType="begin"/>
+                      </w:r>
+                      <w:r>
+                        <w:rPr/>
+                        <w:instrText xml:space="preserve"> SEQ Figure \* ARABIC </w:instrText>
+                      </w:r>
+                      <w:r>
+                        <w:rPr/>
+                        <w:fldChar w:fldCharType="separate"/>
+                      </w:r>
+                      <w:r>
+                        <w:rPr/>
+                        <w:t>2</w:t>
+                      </w:r>
+                      <w:r>
+                        <w:rPr/>
+                        <w:fldChar w:fldCharType="end"/>
+                      </w:r>
+                      <w:r>
+                        <w:rPr/>
+                        <w:t>: Module app</w:t>
+                      </w:r>
+                    </w:p>
+                  </w:txbxContent>
+                </v:textbox>
+                <w10:wrap type="topAndBottom"/>
+              </v:rect>
+            </w:pict>
+          </mc:Fallback>
+        </mc:AlternateContent>
+      </w:r>
+    </w:p>
+    <w:p>
+      <w:pPr>
+        <w:pStyle w:val="BodyText"/>
+        <w:spacing w:before="0" w:after="140"/>
+        <w:rPr/>
+      </w:pPr>
+      <w:r>
+        <w:rPr/>
+        <w:t xml:space="preserve">  </w:t>
+      </w:r>
+    </w:p>
+    <w:p>
+      <w:pPr>
+        <w:pStyle w:val="BodyText"/>
+        <w:spacing w:before="0" w:after="140"/>
+        <w:rPr/>
+      </w:pPr>
+      <w:r>
+        <w:rPr/>
+      </w:r>
+    </w:p>
+    <w:p>
+      <w:pPr>
+        <w:pStyle w:val="BodyText"/>
+        <w:spacing w:before="0" w:after="140"/>
+        <w:rPr/>
+      </w:pPr>
+      <w:r>
+        <w:rPr/>
+      </w:r>
+    </w:p>
+    <w:p>
+      <w:pPr>
+        <w:pStyle w:val="BodyText"/>
+        <w:spacing w:before="0" w:after="140"/>
+        <w:rPr/>
+      </w:pPr>
+      <w:r>
+        <w:rPr/>
+      </w:r>
+    </w:p>
+    <w:p>
+      <w:pPr>
+        <w:pStyle w:val="BodyText"/>
+        <w:spacing w:before="0" w:after="140"/>
+        <w:rPr/>
+      </w:pPr>
+      <w:r>
+        <w:rPr/>
+      </w:r>
+    </w:p>
+    <w:p>
+      <w:pPr>
+        <w:pStyle w:val="BodyText"/>
+        <w:spacing w:before="0" w:after="140"/>
+        <w:rPr/>
+      </w:pPr>
+      <w:r>
+        <w:rPr/>
+      </w:r>
+    </w:p>
+    <w:p>
+      <w:pPr>
+        <w:pStyle w:val="BodyText"/>
+        <w:spacing w:before="0" w:after="140"/>
+        <w:rPr/>
+      </w:pPr>
+      <w:r>
+        <w:rPr/>
+      </w:r>
+    </w:p>
+    <w:p>
+      <w:pPr>
+        <w:pStyle w:val="BodyText"/>
+        <w:spacing w:before="0" w:after="140"/>
+        <w:rPr/>
+      </w:pPr>
+      <w:r>
+        <w:rPr/>
+      </w:r>
+    </w:p>
+    <w:p>
+      <w:pPr>
+        <w:pStyle w:val="BodyText"/>
+        <w:spacing w:before="0" w:after="140"/>
+        <w:rPr/>
+      </w:pPr>
+      <w:r>
+        <w:rPr/>
+      </w:r>
+    </w:p>
+    <w:p>
+      <w:pPr>
+        <w:pStyle w:val="BodyText"/>
+        <w:spacing w:before="0" w:after="140"/>
+        <w:rPr/>
+      </w:pPr>
+      <w:r>
+        <w:rPr/>
+      </w:r>
+    </w:p>
+    <w:p>
+      <w:pPr>
+        <w:pStyle w:val="BodyText"/>
+        <w:spacing w:before="0" w:after="140"/>
+        <w:rPr/>
+      </w:pPr>
+      <w:r>
+        <w:rPr/>
+      </w:r>
+    </w:p>
+    <w:p>
+      <w:pPr>
+        <w:pStyle w:val="BodyText"/>
+        <w:spacing w:before="0" w:after="140"/>
+        <w:rPr/>
+      </w:pPr>
+      <w:r>
+        <w:rPr/>
+      </w:r>
+    </w:p>
+    <w:p>
+      <w:pPr>
+        <w:pStyle w:val="BodyText"/>
+        <w:spacing w:before="0" w:after="140"/>
+        <w:rPr/>
+      </w:pPr>
+      <w:r>
+        <w:rPr/>
+      </w:r>
+    </w:p>
+    <w:p>
+      <w:pPr>
+        <w:pStyle w:val="BodyText"/>
+        <w:spacing w:before="0" w:after="140"/>
+        <w:rPr/>
+      </w:pPr>
+      <w:r>
+        <w:rPr/>
+      </w:r>
+    </w:p>
+    <w:p>
+      <w:pPr>
+        <w:pStyle w:val="BodyText"/>
+        <w:spacing w:before="0" w:after="140"/>
+        <w:rPr/>
+      </w:pPr>
+      <w:r>
+        <w:rPr/>
+      </w:r>
+    </w:p>
+    <w:p>
+      <w:pPr>
+        <w:pStyle w:val="BodyText"/>
+        <w:spacing w:before="0" w:after="140"/>
+        <w:rPr/>
+      </w:pPr>
+      <w:r>
+        <w:rPr/>
+      </w:r>
+    </w:p>
+    <w:p>
+      <w:pPr>
+        <w:pStyle w:val="BodyText"/>
+        <w:spacing w:before="0" w:after="140"/>
+        <w:rPr/>
+      </w:pPr>
+      <w:r>
+        <w:rPr/>
+      </w:r>
+    </w:p>
+    <w:p>
+      <w:pPr>
+        <w:pStyle w:val="BodyText"/>
+        <w:spacing w:before="0" w:after="140"/>
+        <w:rPr/>
+      </w:pPr>
+      <w:r>
+        <w:rPr/>
+      </w:r>
+    </w:p>
+    <w:p>
+      <w:pPr>
+        <w:pStyle w:val="BodyText"/>
+        <w:spacing w:before="0" w:after="140"/>
+        <w:rPr/>
+      </w:pPr>
+      <w:r>
+        <w:rPr/>
+      </w:r>
+    </w:p>
+    <w:p>
+      <w:pPr>
+        <w:pStyle w:val="BodyText"/>
+        <w:spacing w:before="0" w:after="140"/>
+        <w:rPr/>
+      </w:pPr>
+      <w:r>
+        <w:rPr/>
+      </w:r>
+    </w:p>
+    <w:p>
+      <w:pPr>
+        <w:pStyle w:val="BodyText"/>
+        <w:spacing w:before="0" w:after="140"/>
+        <w:rPr/>
+      </w:pPr>
+      <w:r>
+        <w:rPr/>
+      </w:r>
+    </w:p>
+    <w:p>
+      <w:pPr>
+        <w:pStyle w:val="BodyText"/>
+        <w:spacing w:before="0" w:after="140"/>
+        <w:rPr/>
+      </w:pPr>
+      <w:r>
+        <w:rPr/>
+      </w:r>
+    </w:p>
+    <w:p>
+      <w:pPr>
+        <w:pStyle w:val="BodyText"/>
+        <w:spacing w:before="0" w:after="140"/>
+        <w:rPr/>
+      </w:pPr>
+      <w:r>
+        <w:rPr/>
+      </w:r>
+    </w:p>
+    <w:p>
+      <w:pPr>
+        <w:pStyle w:val="BodyText"/>
+        <w:spacing w:before="0" w:after="140"/>
+        <w:rPr/>
+      </w:pPr>
+      <w:r>
+        <w:rPr/>
+      </w:r>
     </w:p>
     <w:sectPr>
       <w:type w:val="continuous"/>
@@ -4239,12 +4694,12 @@
       <w:numFmt w:val="upperRoman"/>
       <w:suff w:val="nothing"/>
       <w:lvlText w:val="%1."/>
-      <w:lvlJc w:val="start"/>
+      <w:lvlJc w:val="left"/>
       <w:pPr>
         <w:tabs>
           <w:tab w:val="num" w:pos="0"/>
         </w:tabs>
-        <w:ind w:start="0" w:hanging="0"/>
+        <w:ind w:left="0" w:hanging="0"/>
       </w:pPr>
       <w:rPr/>
     </w:lvl>
@@ -4253,12 +4708,12 @@
       <w:numFmt w:val="none"/>
       <w:suff w:val="nothing"/>
       <w:lvlText w:val=""/>
-      <w:lvlJc w:val="start"/>
+      <w:lvlJc w:val="left"/>
       <w:pPr>
         <w:tabs>
           <w:tab w:val="num" w:pos="0"/>
         </w:tabs>
-        <w:ind w:start="0" w:hanging="0"/>
+        <w:ind w:left="0" w:hanging="0"/>
       </w:pPr>
       <w:rPr/>
     </w:lvl>
@@ -4267,12 +4722,12 @@
       <w:numFmt w:val="none"/>
       <w:suff w:val="nothing"/>
       <w:lvlText w:val=""/>
-      <w:lvlJc w:val="start"/>
+      <w:lvlJc w:val="left"/>
       <w:pPr>
         <w:tabs>
           <w:tab w:val="num" w:pos="0"/>
         </w:tabs>
-        <w:ind w:start="0" w:hanging="0"/>
+        <w:ind w:left="0" w:hanging="0"/>
       </w:pPr>
       <w:rPr/>
     </w:lvl>
@@ -4281,12 +4736,12 @@
       <w:numFmt w:val="none"/>
       <w:suff w:val="nothing"/>
       <w:lvlText w:val=""/>
-      <w:lvlJc w:val="start"/>
+      <w:lvlJc w:val="left"/>
       <w:pPr>
         <w:tabs>
           <w:tab w:val="num" w:pos="0"/>
         </w:tabs>
-        <w:ind w:start="0" w:hanging="0"/>
+        <w:ind w:left="0" w:hanging="0"/>
       </w:pPr>
       <w:rPr/>
     </w:lvl>
@@ -4295,12 +4750,12 @@
       <w:numFmt w:val="none"/>
       <w:suff w:val="nothing"/>
       <w:lvlText w:val=""/>
-      <w:lvlJc w:val="start"/>
+      <w:lvlJc w:val="left"/>
       <w:pPr>
         <w:tabs>
           <w:tab w:val="num" w:pos="0"/>
         </w:tabs>
-        <w:ind w:start="0" w:hanging="0"/>
+        <w:ind w:left="0" w:hanging="0"/>
       </w:pPr>
       <w:rPr/>
     </w:lvl>
@@ -4309,12 +4764,12 @@
       <w:numFmt w:val="none"/>
       <w:suff w:val="nothing"/>
       <w:lvlText w:val=""/>
-      <w:lvlJc w:val="start"/>
+      <w:lvlJc w:val="left"/>
       <w:pPr>
         <w:tabs>
           <w:tab w:val="num" w:pos="0"/>
         </w:tabs>
-        <w:ind w:start="0" w:hanging="0"/>
+        <w:ind w:left="0" w:hanging="0"/>
       </w:pPr>
       <w:rPr/>
     </w:lvl>
@@ -4323,12 +4778,12 @@
       <w:numFmt w:val="none"/>
       <w:suff w:val="nothing"/>
       <w:lvlText w:val=""/>
-      <w:lvlJc w:val="start"/>
+      <w:lvlJc w:val="left"/>
       <w:pPr>
         <w:tabs>
           <w:tab w:val="num" w:pos="0"/>
         </w:tabs>
-        <w:ind w:start="0" w:hanging="0"/>
+        <w:ind w:left="0" w:hanging="0"/>
       </w:pPr>
       <w:rPr/>
     </w:lvl>
@@ -4337,12 +4792,12 @@
       <w:numFmt w:val="none"/>
       <w:suff w:val="nothing"/>
       <w:lvlText w:val=""/>
-      <w:lvlJc w:val="start"/>
+      <w:lvlJc w:val="left"/>
       <w:pPr>
         <w:tabs>
           <w:tab w:val="num" w:pos="0"/>
         </w:tabs>
-        <w:ind w:start="0" w:hanging="0"/>
+        <w:ind w:left="0" w:hanging="0"/>
       </w:pPr>
       <w:rPr/>
     </w:lvl>
@@ -4351,12 +4806,12 @@
       <w:numFmt w:val="none"/>
       <w:suff w:val="nothing"/>
       <w:lvlText w:val=""/>
-      <w:lvlJc w:val="start"/>
+      <w:lvlJc w:val="left"/>
       <w:pPr>
         <w:tabs>
           <w:tab w:val="num" w:pos="0"/>
         </w:tabs>
-        <w:ind w:start="0" w:hanging="0"/>
+        <w:ind w:left="0" w:hanging="0"/>
       </w:pPr>
       <w:rPr/>
     </w:lvl>
@@ -4366,12 +4821,12 @@
       <w:start w:val="1"/>
       <w:numFmt w:val="bullet"/>
       <w:lvlText w:val=""/>
-      <w:lvlJc w:val="start"/>
+      <w:lvlJc w:val="left"/>
       <w:pPr>
         <w:tabs>
           <w:tab w:val="num" w:pos="709"/>
         </w:tabs>
-        <w:ind w:start="709" w:hanging="283"/>
+        <w:ind w:left="709" w:hanging="283"/>
       </w:pPr>
       <w:rPr>
         <w:rFonts w:ascii="Symbol" w:hAnsi="Symbol" w:cs="Symbol" w:hint="default"/>
@@ -4381,12 +4836,12 @@
       <w:start w:val="1"/>
       <w:numFmt w:val="bullet"/>
       <w:lvlText w:val=""/>
-      <w:lvlJc w:val="start"/>
+      <w:lvlJc w:val="left"/>
       <w:pPr>
         <w:tabs>
           <w:tab w:val="num" w:pos="1418"/>
         </w:tabs>
-        <w:ind w:start="1418" w:hanging="283"/>
+        <w:ind w:left="1418" w:hanging="283"/>
       </w:pPr>
       <w:rPr>
         <w:rFonts w:ascii="Symbol" w:hAnsi="Symbol" w:cs="Symbol" w:hint="default"/>
@@ -4396,12 +4851,12 @@
       <w:start w:val="1"/>
       <w:numFmt w:val="bullet"/>
       <w:lvlText w:val=""/>
-      <w:lvlJc w:val="start"/>
+      <w:lvlJc w:val="left"/>
       <w:pPr>
         <w:tabs>
           <w:tab w:val="num" w:pos="2127"/>
         </w:tabs>
-        <w:ind w:start="2127" w:hanging="283"/>
+        <w:ind w:left="2127" w:hanging="283"/>
       </w:pPr>
       <w:rPr>
         <w:rFonts w:ascii="Symbol" w:hAnsi="Symbol" w:cs="Symbol" w:hint="default"/>
@@ -4411,12 +4866,12 @@
       <w:start w:val="1"/>
       <w:numFmt w:val="bullet"/>
       <w:lvlText w:val=""/>
-      <w:lvlJc w:val="start"/>
+      <w:lvlJc w:val="left"/>
       <w:pPr>
         <w:tabs>
           <w:tab w:val="num" w:pos="2836"/>
         </w:tabs>
-        <w:ind w:start="2836" w:hanging="283"/>
+        <w:ind w:left="2836" w:hanging="283"/>
       </w:pPr>
       <w:rPr>
         <w:rFonts w:ascii="Symbol" w:hAnsi="Symbol" w:cs="Symbol" w:hint="default"/>
@@ -4426,12 +4881,12 @@
       <w:start w:val="1"/>
       <w:numFmt w:val="bullet"/>
       <w:lvlText w:val=""/>
-      <w:lvlJc w:val="start"/>
+      <w:lvlJc w:val="left"/>
       <w:pPr>
         <w:tabs>
           <w:tab w:val="num" w:pos="3545"/>
         </w:tabs>
-        <w:ind w:start="3545" w:hanging="283"/>
+        <w:ind w:left="3545" w:hanging="283"/>
       </w:pPr>
       <w:rPr>
         <w:rFonts w:ascii="Symbol" w:hAnsi="Symbol" w:cs="Symbol" w:hint="default"/>
@@ -4441,12 +4896,12 @@
       <w:start w:val="1"/>
       <w:numFmt w:val="bullet"/>
       <w:lvlText w:val=""/>
-      <w:lvlJc w:val="start"/>
+      <w:lvlJc w:val="left"/>
       <w:pPr>
         <w:tabs>
           <w:tab w:val="num" w:pos="4254"/>
         </w:tabs>
-        <w:ind w:start="4254" w:hanging="283"/>
+        <w:ind w:left="4254" w:hanging="283"/>
       </w:pPr>
       <w:rPr>
         <w:rFonts w:ascii="Symbol" w:hAnsi="Symbol" w:cs="Symbol" w:hint="default"/>
@@ -4456,12 +4911,12 @@
       <w:start w:val="1"/>
       <w:numFmt w:val="bullet"/>
       <w:lvlText w:val=""/>
-      <w:lvlJc w:val="start"/>
+      <w:lvlJc w:val="left"/>
       <w:pPr>
         <w:tabs>
           <w:tab w:val="num" w:pos="4963"/>
         </w:tabs>
-        <w:ind w:start="4963" w:hanging="283"/>
+        <w:ind w:left="4963" w:hanging="283"/>
       </w:pPr>
       <w:rPr>
         <w:rFonts w:ascii="Symbol" w:hAnsi="Symbol" w:cs="Symbol" w:hint="default"/>
@@ -4471,12 +4926,12 @@
       <w:start w:val="1"/>
       <w:numFmt w:val="bullet"/>
       <w:lvlText w:val=""/>
-      <w:lvlJc w:val="start"/>
+      <w:lvlJc w:val="left"/>
       <w:pPr>
         <w:tabs>
           <w:tab w:val="num" w:pos="5672"/>
         </w:tabs>
-        <w:ind w:start="5672" w:hanging="283"/>
+        <w:ind w:left="5672" w:hanging="283"/>
       </w:pPr>
       <w:rPr>
         <w:rFonts w:ascii="Symbol" w:hAnsi="Symbol" w:cs="Symbol" w:hint="default"/>
@@ -4486,12 +4941,12 @@
       <w:start w:val="1"/>
       <w:numFmt w:val="bullet"/>
       <w:lvlText w:val=""/>
-      <w:lvlJc w:val="start"/>
+      <w:lvlJc w:val="left"/>
       <w:pPr>
         <w:tabs>
           <w:tab w:val="num" w:pos="6381"/>
         </w:tabs>
-        <w:ind w:start="6381" w:hanging="283"/>
+        <w:ind w:left="6381" w:hanging="283"/>
       </w:pPr>
       <w:rPr>
         <w:rFonts w:ascii="Symbol" w:hAnsi="Symbol" w:cs="Symbol" w:hint="default"/>
@@ -4503,12 +4958,12 @@
       <w:start w:val="1"/>
       <w:numFmt w:val="decimal"/>
       <w:lvlText w:val="%1)"/>
-      <w:lvlJc w:val="start"/>
+      <w:lvlJc w:val="left"/>
       <w:pPr>
         <w:tabs>
           <w:tab w:val="num" w:pos="720"/>
         </w:tabs>
-        <w:ind w:start="720" w:hanging="360"/>
+        <w:ind w:left="720" w:hanging="360"/>
       </w:pPr>
       <w:rPr/>
     </w:lvl>
@@ -4516,12 +4971,12 @@
       <w:start w:val="1"/>
       <w:numFmt w:val="decimal"/>
       <w:lvlText w:val="%2)"/>
-      <w:lvlJc w:val="start"/>
+      <w:lvlJc w:val="left"/>
       <w:pPr>
         <w:tabs>
           <w:tab w:val="num" w:pos="1080"/>
         </w:tabs>
-        <w:ind w:start="1080" w:hanging="360"/>
+        <w:ind w:left="1080" w:hanging="360"/>
       </w:pPr>
       <w:rPr/>
     </w:lvl>
@@ -4529,12 +4984,12 @@
       <w:start w:val="1"/>
       <w:numFmt w:val="decimal"/>
       <w:lvlText w:val="%3)"/>
-      <w:lvlJc w:val="start"/>
+      <w:lvlJc w:val="left"/>
       <w:pPr>
         <w:tabs>
           <w:tab w:val="num" w:pos="1440"/>
         </w:tabs>
-        <w:ind w:start="1440" w:hanging="360"/>
+        <w:ind w:left="1440" w:hanging="360"/>
       </w:pPr>
       <w:rPr/>
     </w:lvl>
@@ -4542,12 +4997,12 @@
       <w:start w:val="1"/>
       <w:numFmt w:val="decimal"/>
       <w:lvlText w:val="%4)"/>
-      <w:lvlJc w:val="start"/>
+      <w:lvlJc w:val="left"/>
       <w:pPr>
         <w:tabs>
           <w:tab w:val="num" w:pos="1800"/>
         </w:tabs>
-        <w:ind w:start="1800" w:hanging="360"/>
+        <w:ind w:left="1800" w:hanging="360"/>
       </w:pPr>
       <w:rPr/>
     </w:lvl>
@@ -4555,12 +5010,12 @@
       <w:start w:val="1"/>
       <w:numFmt w:val="decimal"/>
       <w:lvlText w:val="%5)"/>
-      <w:lvlJc w:val="start"/>
+      <w:lvlJc w:val="left"/>
       <w:pPr>
         <w:tabs>
           <w:tab w:val="num" w:pos="2160"/>
         </w:tabs>
-        <w:ind w:start="2160" w:hanging="360"/>
+        <w:ind w:left="2160" w:hanging="360"/>
       </w:pPr>
       <w:rPr/>
     </w:lvl>
@@ -4568,12 +5023,12 @@
       <w:start w:val="1"/>
       <w:numFmt w:val="decimal"/>
       <w:lvlText w:val="%6)"/>
-      <w:lvlJc w:val="start"/>
+      <w:lvlJc w:val="left"/>
       <w:pPr>
         <w:tabs>
           <w:tab w:val="num" w:pos="2520"/>
         </w:tabs>
-        <w:ind w:start="2520" w:hanging="360"/>
+        <w:ind w:left="2520" w:hanging="360"/>
       </w:pPr>
       <w:rPr/>
     </w:lvl>
@@ -4581,12 +5036,12 @@
       <w:start w:val="1"/>
       <w:numFmt w:val="decimal"/>
       <w:lvlText w:val="%7)"/>
-      <w:lvlJc w:val="start"/>
+      <w:lvlJc w:val="left"/>
       <w:pPr>
         <w:tabs>
           <w:tab w:val="num" w:pos="2880"/>
         </w:tabs>
-        <w:ind w:start="2880" w:hanging="360"/>
+        <w:ind w:left="2880" w:hanging="360"/>
       </w:pPr>
       <w:rPr/>
     </w:lvl>
@@ -4594,12 +5049,12 @@
       <w:start w:val="1"/>
       <w:numFmt w:val="decimal"/>
       <w:lvlText w:val="%8)"/>
-      <w:lvlJc w:val="start"/>
+      <w:lvlJc w:val="left"/>
       <w:pPr>
         <w:tabs>
           <w:tab w:val="num" w:pos="3240"/>
         </w:tabs>
-        <w:ind w:start="3240" w:hanging="360"/>
+        <w:ind w:left="3240" w:hanging="360"/>
       </w:pPr>
       <w:rPr/>
     </w:lvl>
@@ -4607,12 +5062,12 @@
       <w:start w:val="1"/>
       <w:numFmt w:val="decimal"/>
       <w:lvlText w:val="%9)"/>
-      <w:lvlJc w:val="start"/>
+      <w:lvlJc w:val="left"/>
       <w:pPr>
         <w:tabs>
           <w:tab w:val="num" w:pos="3600"/>
         </w:tabs>
-        <w:ind w:start="3600" w:hanging="360"/>
+        <w:ind w:left="3600" w:hanging="360"/>
       </w:pPr>
       <w:rPr/>
     </w:lvl>
@@ -4622,12 +5077,12 @@
       <w:start w:val="1"/>
       <w:numFmt w:val="bullet"/>
       <w:lvlText w:val=""/>
-      <w:lvlJc w:val="start"/>
+      <w:lvlJc w:val="left"/>
       <w:pPr>
         <w:tabs>
           <w:tab w:val="num" w:pos="709"/>
         </w:tabs>
-        <w:ind w:start="709" w:hanging="283"/>
+        <w:ind w:left="709" w:hanging="283"/>
       </w:pPr>
       <w:rPr>
         <w:rFonts w:ascii="Symbol" w:hAnsi="Symbol" w:cs="Symbol" w:hint="default"/>
@@ -4637,12 +5092,12 @@
       <w:start w:val="1"/>
       <w:numFmt w:val="bullet"/>
       <w:lvlText w:val=""/>
-      <w:lvlJc w:val="start"/>
+      <w:lvlJc w:val="left"/>
       <w:pPr>
         <w:tabs>
           <w:tab w:val="num" w:pos="1418"/>
         </w:tabs>
-        <w:ind w:start="1418" w:hanging="283"/>
+        <w:ind w:left="1418" w:hanging="283"/>
       </w:pPr>
       <w:rPr>
         <w:rFonts w:ascii="Symbol" w:hAnsi="Symbol" w:cs="Symbol" w:hint="default"/>
@@ -4652,12 +5107,12 @@
       <w:start w:val="1"/>
       <w:numFmt w:val="bullet"/>
       <w:lvlText w:val=""/>
-      <w:lvlJc w:val="start"/>
+      <w:lvlJc w:val="left"/>
       <w:pPr>
         <w:tabs>
           <w:tab w:val="num" w:pos="2127"/>
         </w:tabs>
-        <w:ind w:start="2127" w:hanging="283"/>
+        <w:ind w:left="2127" w:hanging="283"/>
       </w:pPr>
       <w:rPr>
         <w:rFonts w:ascii="Symbol" w:hAnsi="Symbol" w:cs="Symbol" w:hint="default"/>
@@ -4667,12 +5122,12 @@
       <w:start w:val="1"/>
       <w:numFmt w:val="bullet"/>
       <w:lvlText w:val=""/>
-      <w:lvlJc w:val="start"/>
+      <w:lvlJc w:val="left"/>
       <w:pPr>
         <w:tabs>
           <w:tab w:val="num" w:pos="2836"/>
         </w:tabs>
-        <w:ind w:start="2836" w:hanging="283"/>
+        <w:ind w:left="2836" w:hanging="283"/>
       </w:pPr>
       <w:rPr>
         <w:rFonts w:ascii="Symbol" w:hAnsi="Symbol" w:cs="Symbol" w:hint="default"/>
@@ -4682,12 +5137,12 @@
       <w:start w:val="1"/>
       <w:numFmt w:val="bullet"/>
       <w:lvlText w:val=""/>
-      <w:lvlJc w:val="start"/>
+      <w:lvlJc w:val="left"/>
       <w:pPr>
         <w:tabs>
           <w:tab w:val="num" w:pos="3545"/>
         </w:tabs>
-        <w:ind w:start="3545" w:hanging="283"/>
+        <w:ind w:left="3545" w:hanging="283"/>
       </w:pPr>
       <w:rPr>
         <w:rFonts w:ascii="Symbol" w:hAnsi="Symbol" w:cs="Symbol" w:hint="default"/>
@@ -4697,12 +5152,12 @@
       <w:start w:val="1"/>
       <w:numFmt w:val="bullet"/>
       <w:lvlText w:val=""/>
-      <w:lvlJc w:val="start"/>
+      <w:lvlJc w:val="left"/>
       <w:pPr>
         <w:tabs>
           <w:tab w:val="num" w:pos="4254"/>
         </w:tabs>
-        <w:ind w:start="4254" w:hanging="283"/>
+        <w:ind w:left="4254" w:hanging="283"/>
       </w:pPr>
       <w:rPr>
         <w:rFonts w:ascii="Symbol" w:hAnsi="Symbol" w:cs="Symbol" w:hint="default"/>
@@ -4712,12 +5167,12 @@
       <w:start w:val="1"/>
       <w:numFmt w:val="bullet"/>
       <w:lvlText w:val=""/>
-      <w:lvlJc w:val="start"/>
+      <w:lvlJc w:val="left"/>
       <w:pPr>
         <w:tabs>
           <w:tab w:val="num" w:pos="4963"/>
         </w:tabs>
-        <w:ind w:start="4963" w:hanging="283"/>
+        <w:ind w:left="4963" w:hanging="283"/>
       </w:pPr>
       <w:rPr>
         <w:rFonts w:ascii="Symbol" w:hAnsi="Symbol" w:cs="Symbol" w:hint="default"/>
@@ -4727,12 +5182,12 @@
       <w:start w:val="1"/>
       <w:numFmt w:val="bullet"/>
       <w:lvlText w:val=""/>
-      <w:lvlJc w:val="start"/>
+      <w:lvlJc w:val="left"/>
       <w:pPr>
         <w:tabs>
           <w:tab w:val="num" w:pos="5672"/>
         </w:tabs>
-        <w:ind w:start="5672" w:hanging="283"/>
+        <w:ind w:left="5672" w:hanging="283"/>
       </w:pPr>
       <w:rPr>
         <w:rFonts w:ascii="Symbol" w:hAnsi="Symbol" w:cs="Symbol" w:hint="default"/>
@@ -4742,12 +5197,12 @@
       <w:start w:val="1"/>
       <w:numFmt w:val="bullet"/>
       <w:lvlText w:val=""/>
-      <w:lvlJc w:val="start"/>
+      <w:lvlJc w:val="left"/>
       <w:pPr>
         <w:tabs>
           <w:tab w:val="num" w:pos="6381"/>
         </w:tabs>
-        <w:ind w:start="6381" w:hanging="283"/>
+        <w:ind w:left="6381" w:hanging="283"/>
       </w:pPr>
       <w:rPr>
         <w:rFonts w:ascii="Symbol" w:hAnsi="Symbol" w:cs="Symbol" w:hint="default"/>
@@ -4760,12 +5215,12 @@
       <w:numFmt w:val="none"/>
       <w:suff w:val="nothing"/>
       <w:lvlText w:val=""/>
-      <w:lvlJc w:val="start"/>
+      <w:lvlJc w:val="left"/>
       <w:pPr>
         <w:tabs>
           <w:tab w:val="num" w:pos="0"/>
         </w:tabs>
-        <w:ind w:start="0" w:hanging="0"/>
+        <w:ind w:left="0" w:hanging="0"/>
       </w:pPr>
     </w:lvl>
     <w:lvl w:ilvl="1">
@@ -4773,12 +5228,12 @@
       <w:numFmt w:val="none"/>
       <w:suff w:val="nothing"/>
       <w:lvlText w:val=""/>
-      <w:lvlJc w:val="start"/>
+      <w:lvlJc w:val="left"/>
       <w:pPr>
         <w:tabs>
           <w:tab w:val="num" w:pos="0"/>
         </w:tabs>
-        <w:ind w:start="0" w:hanging="0"/>
+        <w:ind w:left="0" w:hanging="0"/>
       </w:pPr>
     </w:lvl>
     <w:lvl w:ilvl="2">
@@ -4786,12 +5241,12 @@
       <w:numFmt w:val="none"/>
       <w:suff w:val="nothing"/>
       <w:lvlText w:val=""/>
-      <w:lvlJc w:val="start"/>
+      <w:lvlJc w:val="left"/>
       <w:pPr>
         <w:tabs>
           <w:tab w:val="num" w:pos="0"/>
         </w:tabs>
-        <w:ind w:start="0" w:hanging="0"/>
+        <w:ind w:left="0" w:hanging="0"/>
       </w:pPr>
     </w:lvl>
     <w:lvl w:ilvl="3">
@@ -4799,12 +5254,12 @@
       <w:numFmt w:val="none"/>
       <w:suff w:val="nothing"/>
       <w:lvlText w:val=""/>
-      <w:lvlJc w:val="start"/>
+      <w:lvlJc w:val="left"/>
       <w:pPr>
         <w:tabs>
           <w:tab w:val="num" w:pos="0"/>
         </w:tabs>
-        <w:ind w:start="0" w:hanging="0"/>
+        <w:ind w:left="0" w:hanging="0"/>
       </w:pPr>
     </w:lvl>
     <w:lvl w:ilvl="4">
@@ -4812,12 +5267,12 @@
       <w:numFmt w:val="none"/>
       <w:suff w:val="nothing"/>
       <w:lvlText w:val=""/>
-      <w:lvlJc w:val="start"/>
+      <w:lvlJc w:val="left"/>
       <w:pPr>
         <w:tabs>
           <w:tab w:val="num" w:pos="0"/>
         </w:tabs>
-        <w:ind w:start="0" w:hanging="0"/>
+        <w:ind w:left="0" w:hanging="0"/>
       </w:pPr>
     </w:lvl>
     <w:lvl w:ilvl="5">
@@ -4825,12 +5280,12 @@
       <w:numFmt w:val="none"/>
       <w:suff w:val="nothing"/>
       <w:lvlText w:val=""/>
-      <w:lvlJc w:val="start"/>
+      <w:lvlJc w:val="left"/>
       <w:pPr>
         <w:tabs>
           <w:tab w:val="num" w:pos="0"/>
         </w:tabs>
-        <w:ind w:start="0" w:hanging="0"/>
+        <w:ind w:left="0" w:hanging="0"/>
       </w:pPr>
     </w:lvl>
     <w:lvl w:ilvl="6">
@@ -4838,12 +5293,12 @@
       <w:numFmt w:val="none"/>
       <w:suff w:val="nothing"/>
       <w:lvlText w:val=""/>
-      <w:lvlJc w:val="start"/>
+      <w:lvlJc w:val="left"/>
       <w:pPr>
         <w:tabs>
           <w:tab w:val="num" w:pos="0"/>
         </w:tabs>
-        <w:ind w:start="0" w:hanging="0"/>
+        <w:ind w:left="0" w:hanging="0"/>
       </w:pPr>
     </w:lvl>
     <w:lvl w:ilvl="7">
@@ -4851,12 +5306,12 @@
       <w:numFmt w:val="none"/>
       <w:suff w:val="nothing"/>
       <w:lvlText w:val=""/>
-      <w:lvlJc w:val="start"/>
+      <w:lvlJc w:val="left"/>
       <w:pPr>
         <w:tabs>
           <w:tab w:val="num" w:pos="0"/>
         </w:tabs>
-        <w:ind w:start="0" w:hanging="0"/>
+        <w:ind w:left="0" w:hanging="0"/>
       </w:pPr>
     </w:lvl>
     <w:lvl w:ilvl="8">
@@ -4864,12 +5319,12 @@
       <w:numFmt w:val="none"/>
       <w:suff w:val="nothing"/>
       <w:lvlText w:val=""/>
-      <w:lvlJc w:val="start"/>
+      <w:lvlJc w:val="left"/>
       <w:pPr>
         <w:tabs>
           <w:tab w:val="num" w:pos="0"/>
         </w:tabs>
-        <w:ind w:start="0" w:hanging="0"/>
+        <w:ind w:left="0" w:hanging="0"/>
       </w:pPr>
     </w:lvl>
   </w:abstractNum>
@@ -4917,7 +5372,7 @@
       <w:suppressAutoHyphens w:val="true"/>
       <w:bidi w:val="0"/>
       <w:spacing w:before="0" w:after="0"/>
-      <w:jc w:val="start"/>
+      <w:jc w:val="left"/>
     </w:pPr>
     <w:rPr>
       <w:rFonts w:ascii="Liberation Serif" w:hAnsi="Liberation Serif" w:eastAsia="NSimSun" w:cs="Lucida Sans"/>
@@ -4929,7 +5384,7 @@
     </w:rPr>
   </w:style>
   <w:style w:type="paragraph" w:styleId="Heading1">
-    <w:name w:val="heading 1"/>
+    <w:name w:val="Heading 1"/>
     <w:basedOn w:val="Heading"/>
     <w:next w:val="BodyText"/>
     <w:qFormat/>
@@ -4949,7 +5404,7 @@
     </w:rPr>
   </w:style>
   <w:style w:type="paragraph" w:styleId="Heading2">
-    <w:name w:val="heading 2"/>
+    <w:name w:val="Heading 2"/>
     <w:basedOn w:val="Heading"/>
     <w:next w:val="BodyText"/>
     <w:qFormat/>
@@ -4985,8 +5440,8 @@
       <w:bCs/>
     </w:rPr>
   </w:style>
-  <w:style w:type="character" w:styleId="Bulletsuser">
-    <w:name w:val="Bullets (user)"/>
+  <w:style w:type="character" w:styleId="Bullets">
+    <w:name w:val="Bullets"/>
     <w:qFormat/>
     <w:rPr>
       <w:rFonts w:ascii="OpenSymbol" w:hAnsi="OpenSymbol" w:eastAsia="OpenSymbol" w:cs="OpenSymbol"/>
@@ -5024,7 +5479,7 @@
     </w:rPr>
   </w:style>
   <w:style w:type="paragraph" w:styleId="Caption">
-    <w:name w:val="caption"/>
+    <w:name w:val="Caption"/>
     <w:basedOn w:val="Normal"/>
     <w:qFormat/>
     <w:pPr>
@@ -5080,19 +5535,26 @@
       <w:szCs w:val="12"/>
     </w:rPr>
   </w:style>
-  <w:style w:type="paragraph" w:styleId="BlockQuotationuser">
-    <w:name w:val="Block Quotation (user)"/>
+  <w:style w:type="paragraph" w:styleId="BlockQuotation">
+    <w:name w:val="Block Quotation"/>
     <w:basedOn w:val="Normal"/>
     <w:qFormat/>
     <w:pPr>
       <w:spacing w:before="0" w:after="283"/>
-      <w:ind w:hanging="0" w:start="567" w:end="567"/>
+      <w:ind w:hanging="0" w:left="567" w:right="567"/>
     </w:pPr>
     <w:rPr/>
   </w:style>
   <w:style w:type="paragraph" w:styleId="Figure">
     <w:name w:val="Figure"/>
     <w:basedOn w:val="Caption"/>
+    <w:qFormat/>
+    <w:pPr/>
+    <w:rPr/>
+  </w:style>
+  <w:style w:type="paragraph" w:styleId="FrameContents">
+    <w:name w:val="Frame Contents"/>
+    <w:basedOn w:val="Normal"/>
     <w:qFormat/>
     <w:pPr/>
     <w:rPr/>
@@ -5108,37 +5570,37 @@
         <a:srgbClr val="000000"/>
       </a:dk1>
       <a:lt1>
-        <a:srgbClr val="FFFFFF"/>
+        <a:srgbClr val="ffffff"/>
       </a:lt1>
       <a:dk2>
         <a:srgbClr val="000000"/>
       </a:dk2>
       <a:lt2>
-        <a:srgbClr val="FFFFFF"/>
+        <a:srgbClr val="ffffff"/>
       </a:lt2>
       <a:accent1>
-        <a:srgbClr val="18A303"/>
+        <a:srgbClr val="18a303"/>
       </a:accent1>
       <a:accent2>
-        <a:srgbClr val="0369A3"/>
+        <a:srgbClr val="0369a3"/>
       </a:accent2>
       <a:accent3>
-        <a:srgbClr val="A33E03"/>
+        <a:srgbClr val="a33e03"/>
       </a:accent3>
       <a:accent4>
-        <a:srgbClr val="8E03A3"/>
+        <a:srgbClr val="8e03a3"/>
       </a:accent4>
       <a:accent5>
-        <a:srgbClr val="C99C00"/>
+        <a:srgbClr val="c99c00"/>
       </a:accent5>
       <a:accent6>
-        <a:srgbClr val="C9211E"/>
+        <a:srgbClr val="c9211e"/>
       </a:accent6>
       <a:hlink>
-        <a:srgbClr val="0000EE"/>
+        <a:srgbClr val="0000ee"/>
       </a:hlink>
       <a:folHlink>
-        <a:srgbClr val="551A8B"/>
+        <a:srgbClr val="551a8b"/>
       </a:folHlink>
     </a:clrScheme>
     <a:fontScheme name="Office">

--- a/Doc/OnTap/6_SCAM_based_TCAM.docx
+++ b/Doc/OnTap/6_SCAM_based_TCAM.docx
@@ -4043,7 +4043,9 @@
                               <w:rPr/>
                             </w:pPr>
                             <w:r>
-                              <w:rPr/>
+                              <w:rPr>
+                                <w:color w:val="000000"/>
+                              </w:rPr>
                               <w:drawing>
                                 <wp:inline distT="0" distB="0" distL="0" distR="0">
                                   <wp:extent cx="1819275" cy="5534025"/>
@@ -4083,31 +4085,45 @@
                               </w:drawing>
                             </w:r>
                             <w:r>
-                              <w:rPr/>
+                              <w:rPr>
+                                <w:color w:val="000000"/>
+                              </w:rPr>
                               <w:t xml:space="preserve">Figure </w:t>
                             </w:r>
                             <w:r>
-                              <w:rPr/>
+                              <w:rPr>
+                                <w:color w:val="000000"/>
+                              </w:rPr>
                               <w:fldChar w:fldCharType="begin"/>
                             </w:r>
                             <w:r>
-                              <w:rPr/>
+                              <w:rPr>
+                                <w:color w:val="000000"/>
+                              </w:rPr>
                               <w:instrText xml:space="preserve"> SEQ Figure \* ARABIC </w:instrText>
                             </w:r>
                             <w:r>
-                              <w:rPr/>
+                              <w:rPr>
+                                <w:color w:val="000000"/>
+                              </w:rPr>
                               <w:fldChar w:fldCharType="separate"/>
                             </w:r>
                             <w:r>
-                              <w:rPr/>
+                              <w:rPr>
+                                <w:color w:val="000000"/>
+                              </w:rPr>
                               <w:t>1</w:t>
                             </w:r>
                             <w:r>
-                              <w:rPr/>
+                              <w:rPr>
+                                <w:color w:val="000000"/>
+                              </w:rPr>
                               <w:fldChar w:fldCharType="end"/>
                             </w:r>
                             <w:r>
-                              <w:rPr/>
+                              <w:rPr>
+                                <w:color w:val="000000"/>
+                              </w:rPr>
                               <w:t>:  Luồng dữ liệu SRAM_based_TCAM</w:t>
                             </w:r>
                           </w:p>
@@ -4136,7 +4152,9 @@
                         <w:rPr/>
                       </w:pPr>
                       <w:r>
-                        <w:rPr/>
+                        <w:rPr>
+                          <w:color w:val="000000"/>
+                        </w:rPr>
                         <w:drawing>
                           <wp:inline distT="0" distB="0" distL="0" distR="0">
                             <wp:extent cx="1819275" cy="5534025"/>
@@ -4176,31 +4194,45 @@
                         </w:drawing>
                       </w:r>
                       <w:r>
-                        <w:rPr/>
+                        <w:rPr>
+                          <w:color w:val="000000"/>
+                        </w:rPr>
                         <w:t xml:space="preserve">Figure </w:t>
                       </w:r>
                       <w:r>
-                        <w:rPr/>
+                        <w:rPr>
+                          <w:color w:val="000000"/>
+                        </w:rPr>
                         <w:fldChar w:fldCharType="begin"/>
                       </w:r>
                       <w:r>
-                        <w:rPr/>
+                        <w:rPr>
+                          <w:color w:val="000000"/>
+                        </w:rPr>
                         <w:instrText xml:space="preserve"> SEQ Figure \* ARABIC </w:instrText>
                       </w:r>
                       <w:r>
-                        <w:rPr/>
+                        <w:rPr>
+                          <w:color w:val="000000"/>
+                        </w:rPr>
                         <w:fldChar w:fldCharType="separate"/>
                       </w:r>
                       <w:r>
-                        <w:rPr/>
+                        <w:rPr>
+                          <w:color w:val="000000"/>
+                        </w:rPr>
                         <w:t>1</w:t>
                       </w:r>
                       <w:r>
-                        <w:rPr/>
+                        <w:rPr>
+                          <w:color w:val="000000"/>
+                        </w:rPr>
                         <w:fldChar w:fldCharType="end"/>
                       </w:r>
                       <w:r>
-                        <w:rPr/>
+                        <w:rPr>
+                          <w:color w:val="000000"/>
+                        </w:rPr>
                         <w:t>:  Luồng dữ liệu SRAM_based_TCAM</w:t>
                       </w:r>
                     </w:p>
@@ -4230,13 +4262,10 @@
       </w:pPr>
       <w:r>
         <w:rPr/>
-        <w:t xml:space="preserve"> </w:t>
-      </w:r>
-      <w:r>
         <mc:AlternateContent>
           <mc:Choice Requires="wps">
             <w:drawing>
-              <wp:anchor behindDoc="0" distT="0" distB="0" distL="0" distR="0" simplePos="0" locked="0" layoutInCell="0" allowOverlap="1" relativeHeight="6">
+              <wp:anchor behindDoc="0" distT="0" distB="0" distL="0" distR="0" simplePos="0" locked="0" layoutInCell="0" allowOverlap="1" relativeHeight="5">
                 <wp:simplePos x="0" y="0"/>
                 <wp:positionH relativeFrom="column">
                   <wp:posOffset>2336165</wp:posOffset>
@@ -4251,17 +4280,28 @@
                 <a:graphic xmlns:a="http://schemas.openxmlformats.org/drawingml/2006/main">
                   <a:graphicData uri="http://schemas.microsoft.com/office/word/2010/wordprocessingShape">
                     <wps:wsp>
-                      <wps:cNvSpPr txBox="1"/>
+                      <wps:cNvSpPr/>
                       <wps:spPr>
                         <a:xfrm>
                           <a:off x="0" y="0"/>
-                          <a:ext cx="1533525" cy="4528185"/>
+                          <a:ext cx="1533600" cy="4528080"/>
                         </a:xfrm>
-                        <a:prstGeom prst="rect"/>
+                        <a:prstGeom prst="rect">
+                          <a:avLst/>
+                        </a:prstGeom>
                         <a:solidFill>
-                          <a:srgbClr val="FFFFFF"/>
+                          <a:srgbClr val="ffffff"/>
                         </a:solidFill>
+                        <a:ln w="0">
+                          <a:noFill/>
+                        </a:ln>
                       </wps:spPr>
+                      <wps:style>
+                        <a:lnRef idx="0"/>
+                        <a:fillRef idx="0"/>
+                        <a:effectRef idx="0"/>
+                        <a:fontRef idx="minor"/>
+                      </wps:style>
                       <wps:txbx>
                         <w:txbxContent>
                           <w:p>
@@ -4276,7 +4316,7 @@
                                 <wp:inline distT="0" distB="0" distL="0" distR="0">
                                   <wp:extent cx="1533525" cy="4200525"/>
                                   <wp:effectExtent l="0" t="0" r="0" b="0"/>
-                                  <wp:docPr id="4" name="Image3" descr=""/>
+                                  <wp:docPr id="5" name="Image3" descr=""/>
                                   <wp:cNvGraphicFramePr>
                                     <a:graphicFrameLocks xmlns:a="http://schemas.openxmlformats.org/drawingml/2006/main" noChangeAspect="1"/>
                                   </wp:cNvGraphicFramePr>
@@ -4284,7 +4324,7 @@
                                     <a:graphicData uri="http://schemas.openxmlformats.org/drawingml/2006/picture">
                                       <pic:pic xmlns:pic="http://schemas.openxmlformats.org/drawingml/2006/picture">
                                         <pic:nvPicPr>
-                                          <pic:cNvPr id="4" name="Image3" descr=""/>
+                                          <pic:cNvPr id="5" name="Image3" descr=""/>
                                           <pic:cNvPicPr>
                                             <a:picLocks noChangeAspect="1" noChangeArrowheads="1"/>
                                           </pic:cNvPicPr>
@@ -4309,6 +4349,9 @@
                                   </a:graphic>
                                 </wp:inline>
                               </w:drawing>
+                            </w:r>
+                            <w:r>
+                              <w:rPr/>
                               <w:t xml:space="preserve">Figure </w:t>
                             </w:r>
                             <w:r>
@@ -4338,7 +4381,7 @@
                           </w:p>
                         </w:txbxContent>
                       </wps:txbx>
-                      <wps:bodyPr anchor="t" lIns="0" tIns="0" rIns="0" bIns="0">
+                      <wps:bodyPr lIns="0" rIns="0" tIns="0" bIns="0" anchor="t">
                         <a:noAutofit/>
                       </wps:bodyPr>
                     </wps:wsp>
@@ -4349,8 +4392,10 @@
           </mc:Choice>
           <mc:Fallback>
             <w:pict>
-              <v:rect style="position:absolute;rotation:-0;width:120.75pt;height:356.55pt;mso-wrap-distance-left:0pt;mso-wrap-distance-right:0pt;mso-wrap-distance-top:0pt;mso-wrap-distance-bottom:0pt;margin-top:8.3pt;mso-position-vertical-relative:text;margin-left:183.95pt;mso-position-horizontal-relative:text">
-                <v:textbox inset="0in,0in,0in,0in">
+              <v:rect id="shape_0" ID="Frame2" path="m0,0l-2147483645,0l-2147483645,-2147483646l0,-2147483646xe" fillcolor="white" stroked="f" o:allowincell="f" style="position:absolute;margin-left:183.95pt;margin-top:8.3pt;width:120.7pt;height:356.5pt;mso-wrap-style:square;v-text-anchor:top">
+                <v:fill o:detectmouseclick="t" type="solid" color2="black"/>
+                <v:stroke color="#3465a4" joinstyle="round" endcap="flat"/>
+                <v:textbox>
                   <w:txbxContent>
                     <w:p>
                       <w:pPr>
@@ -4364,7 +4409,7 @@
                           <wp:inline distT="0" distB="0" distL="0" distR="0">
                             <wp:extent cx="1533525" cy="4200525"/>
                             <wp:effectExtent l="0" t="0" r="0" b="0"/>
-                            <wp:docPr id="5" name="Image3" descr=""/>
+                            <wp:docPr id="6" name="Image3" descr=""/>
                             <wp:cNvGraphicFramePr>
                               <a:graphicFrameLocks xmlns:a="http://schemas.openxmlformats.org/drawingml/2006/main" noChangeAspect="1"/>
                             </wp:cNvGraphicFramePr>
@@ -4372,7 +4417,7 @@
                               <a:graphicData uri="http://schemas.openxmlformats.org/drawingml/2006/picture">
                                 <pic:pic xmlns:pic="http://schemas.openxmlformats.org/drawingml/2006/picture">
                                   <pic:nvPicPr>
-                                    <pic:cNvPr id="5" name="Image3" descr=""/>
+                                    <pic:cNvPr id="6" name="Image3" descr=""/>
                                     <pic:cNvPicPr>
                                       <a:picLocks noChangeAspect="1" noChangeArrowheads="1"/>
                                     </pic:cNvPicPr>
@@ -4397,6 +4442,9 @@
                             </a:graphic>
                           </wp:inline>
                         </w:drawing>
+                      </w:r>
+                      <w:r>
+                        <w:rPr/>
                         <w:t xml:space="preserve">Figure </w:t>
                       </w:r>
                       <w:r>
@@ -4432,6 +4480,10 @@
           </mc:Fallback>
         </mc:AlternateContent>
       </w:r>
+      <w:r>
+        <w:rPr/>
+        <w:t xml:space="preserve"> </w:t>
+      </w:r>
     </w:p>
     <w:p>
       <w:pPr>
@@ -4443,6 +4495,1263 @@
         <w:rPr/>
         <w:t xml:space="preserve">  </w:t>
       </w:r>
+      <w:r>
+        <w:rPr/>
+        <w:t xml:space="preserve">Ban đầu hệ thống nhận một </w:t>
+      </w:r>
+      <w:r>
+        <w:rPr>
+          <w:rStyle w:val="Strong"/>
+        </w:rPr>
+        <w:t>packet</w:t>
+      </w:r>
+      <w:r>
+        <w:rPr/>
+        <w:t xml:space="preserve">. Từ packet, ta </w:t>
+      </w:r>
+      <w:r>
+        <w:rPr>
+          <w:rStyle w:val="Strong"/>
+        </w:rPr>
+        <w:t>trích xuất packet header</w:t>
+      </w:r>
+      <w:r>
+        <w:rPr/>
+        <w:t xml:space="preserve"> (hoặc các trường cần tra cứu) để tạo thành </w:t>
+      </w:r>
+      <w:r>
+        <w:rPr>
+          <w:rStyle w:val="Strong"/>
+        </w:rPr>
+        <w:t>Search Key</w:t>
+      </w:r>
+      <w:r>
+        <w:rPr/>
+        <w:t xml:space="preserve">. Search Key được nạp vào </w:t>
+      </w:r>
+      <w:r>
+        <w:rPr>
+          <w:rStyle w:val="Strong"/>
+        </w:rPr>
+        <w:t>Input Register</w:t>
+      </w:r>
+      <w:r>
+        <w:rPr/>
+        <w:t xml:space="preserve"> để giữ ổn định trong suốt quá trình tìm kiếm. Đồng thời, </w:t>
+      </w:r>
+      <w:r>
+        <w:rPr>
+          <w:rStyle w:val="Strong"/>
+        </w:rPr>
+        <w:t>Address Counter</w:t>
+      </w:r>
+      <w:r>
+        <w:rPr/>
+        <w:t xml:space="preserve"> lần lượt đọc từng </w:t>
+      </w:r>
+      <w:r>
+        <w:rPr>
+          <w:rStyle w:val="Strong"/>
+        </w:rPr>
+        <w:t>Rule</w:t>
+      </w:r>
+      <w:r>
+        <w:rPr/>
+        <w:t xml:space="preserve"> trong SRAM. </w:t>
+      </w:r>
+      <w:r>
+        <w:rPr>
+          <w:rStyle w:val="Strong"/>
+        </w:rPr>
+        <w:t>Comparator</w:t>
+      </w:r>
+      <w:r>
+        <w:rPr/>
+        <w:t xml:space="preserve"> so sánh Search Key với từng Rule. Nếu có nhiều Rule cùng khớp, </w:t>
+      </w:r>
+      <w:r>
+        <w:rPr>
+          <w:rStyle w:val="Strong"/>
+        </w:rPr>
+        <w:t>Priority Encoder</w:t>
+      </w:r>
+      <w:r>
+        <w:rPr/>
+        <w:t xml:space="preserve"> sẽ chọn Rule có </w:t>
+      </w:r>
+      <w:r>
+        <w:rPr>
+          <w:rStyle w:val="Strong"/>
+        </w:rPr>
+        <w:t>độ ưu tiên cao nhất</w:t>
+      </w:r>
+      <w:r>
+        <w:rPr/>
+        <w:t xml:space="preserve"> (trong thiết kế cơ bản là địa chỉ nhỏ nhất) và xuất </w:t>
+      </w:r>
+      <w:r>
+        <w:rPr>
+          <w:rStyle w:val="SourceText"/>
+        </w:rPr>
+        <w:t>rule_id</w:t>
+      </w:r>
+      <w:r>
+        <w:rPr/>
+        <w:t xml:space="preserve"> cùng tín hiệu </w:t>
+      </w:r>
+      <w:r>
+        <w:rPr>
+          <w:rStyle w:val="SourceText"/>
+        </w:rPr>
+        <w:t>match_valid</w:t>
+      </w:r>
+      <w:r>
+        <w:rPr/>
+        <w:t>.</w:t>
+      </w:r>
+    </w:p>
+    <w:p>
+      <w:pPr>
+        <w:pStyle w:val="BodyText"/>
+        <w:spacing w:before="0" w:after="140"/>
+        <w:rPr/>
+      </w:pPr>
+      <w:r>
+        <w:rPr/>
+      </w:r>
+    </w:p>
+    <w:p>
+      <w:pPr>
+        <w:pStyle w:val="Heading1"/>
+        <w:numPr>
+          <w:ilvl w:val="0"/>
+          <w:numId w:val="1"/>
+        </w:numPr>
+        <w:ind w:hanging="0" w:left="0"/>
+        <w:rPr/>
+      </w:pPr>
+      <w:r>
+        <w:rPr/>
+        <w:t>Search Key là gì?</w:t>
+      </w:r>
+    </w:p>
+    <w:p>
+      <w:pPr>
+        <w:pStyle w:val="BodyText"/>
+        <w:spacing w:before="0" w:after="140"/>
+        <w:rPr/>
+      </w:pPr>
+      <w:r>
+        <w:rPr/>
+        <w:t>Ví dụ Header là</w:t>
+      </w:r>
+    </w:p>
+    <w:p>
+      <w:pPr>
+        <w:sectPr>
+          <w:type w:val="continuous"/>
+          <w:pgSz w:w="12240" w:h="15840"/>
+          <w:pgMar w:left="1134" w:right="1134" w:gutter="0" w:header="0" w:top="1134" w:footer="0" w:bottom="1134"/>
+          <w:formProt w:val="false"/>
+          <w:textDirection w:val="lrTb"/>
+          <w:docGrid w:type="default" w:linePitch="100" w:charSpace="0"/>
+        </w:sectPr>
+      </w:pPr>
+    </w:p>
+    <w:p>
+      <w:pPr>
+        <w:pStyle w:val="PreformattedText"/>
+        <w:ind w:hanging="0" w:left="0" w:right="0"/>
+        <w:rPr/>
+      </w:pPr>
+      <w:r>
+        <w:rPr>
+          <w:rStyle w:val="SourceText"/>
+        </w:rPr>
+        <w:t>Src IP      = 192.168.1.10</w:t>
+      </w:r>
+    </w:p>
+    <w:p>
+      <w:pPr>
+        <w:pStyle w:val="PreformattedText"/>
+        <w:rPr/>
+      </w:pPr>
+      <w:r>
+        <w:rPr/>
+      </w:r>
+    </w:p>
+    <w:p>
+      <w:pPr>
+        <w:pStyle w:val="PreformattedText"/>
+        <w:rPr/>
+      </w:pPr>
+      <w:r>
+        <w:rPr>
+          <w:rStyle w:val="SourceText"/>
+        </w:rPr>
+        <w:t>Dst IP      = 10.0.0.5</w:t>
+      </w:r>
+    </w:p>
+    <w:p>
+      <w:pPr>
+        <w:pStyle w:val="PreformattedText"/>
+        <w:rPr/>
+      </w:pPr>
+      <w:r>
+        <w:rPr/>
+      </w:r>
+    </w:p>
+    <w:p>
+      <w:pPr>
+        <w:pStyle w:val="PreformattedText"/>
+        <w:rPr/>
+      </w:pPr>
+      <w:r>
+        <w:rPr>
+          <w:rStyle w:val="SourceText"/>
+        </w:rPr>
+        <w:t>Protocol    = TCP</w:t>
+      </w:r>
+    </w:p>
+    <w:p>
+      <w:pPr>
+        <w:pStyle w:val="PreformattedText"/>
+        <w:rPr/>
+      </w:pPr>
+      <w:r>
+        <w:rPr/>
+      </w:r>
+    </w:p>
+    <w:p>
+      <w:pPr>
+        <w:pStyle w:val="PreformattedText"/>
+        <w:spacing w:before="0" w:after="283"/>
+        <w:rPr/>
+      </w:pPr>
+      <w:r>
+        <w:rPr>
+          <w:rStyle w:val="SourceText"/>
+        </w:rPr>
+        <w:t>Dst Port    = 80</w:t>
+      </w:r>
+    </w:p>
+    <w:p>
+      <w:pPr>
+        <w:sectPr>
+          <w:type w:val="continuous"/>
+          <w:pgSz w:w="12240" w:h="15840"/>
+          <w:pgMar w:left="1134" w:right="1134" w:gutter="0" w:header="0" w:top="1134" w:footer="0" w:bottom="1134"/>
+          <w:formProt w:val="false"/>
+          <w:textDirection w:val="lrTb"/>
+          <w:docGrid w:type="default" w:linePitch="100" w:charSpace="0"/>
+        </w:sectPr>
+      </w:pPr>
+    </w:p>
+    <w:p>
+      <w:pPr>
+        <w:pStyle w:val="BodyText"/>
+        <w:rPr/>
+      </w:pPr>
+      <w:r>
+        <w:rPr/>
+        <w:t>Ghép lại thành</w:t>
+      </w:r>
+    </w:p>
+    <w:p>
+      <w:pPr>
+        <w:sectPr>
+          <w:type w:val="continuous"/>
+          <w:pgSz w:w="12240" w:h="15840"/>
+          <w:pgMar w:left="1134" w:right="1134" w:gutter="0" w:header="0" w:top="1134" w:footer="0" w:bottom="1134"/>
+          <w:formProt w:val="false"/>
+          <w:textDirection w:val="lrTb"/>
+          <w:docGrid w:type="default" w:linePitch="100" w:charSpace="0"/>
+        </w:sectPr>
+      </w:pPr>
+    </w:p>
+    <w:p>
+      <w:pPr>
+        <w:pStyle w:val="PreformattedText"/>
+        <w:spacing w:before="0" w:after="283"/>
+        <w:ind w:hanging="0" w:left="0" w:right="0"/>
+        <w:rPr/>
+      </w:pPr>
+      <w:bookmarkStart w:id="9" w:name="code-block-viewer_Copy_1"/>
+      <w:bookmarkEnd w:id="9"/>
+      <w:r>
+        <w:rPr>
+          <w:rStyle w:val="SourceText"/>
+        </w:rPr>
+        <w:t>Search Key</w:t>
+      </w:r>
+    </w:p>
+    <w:p>
+      <w:pPr>
+        <w:sectPr>
+          <w:type w:val="continuous"/>
+          <w:pgSz w:w="12240" w:h="15840"/>
+          <w:pgMar w:left="1134" w:right="1134" w:gutter="0" w:header="0" w:top="1134" w:footer="0" w:bottom="1134"/>
+          <w:formProt w:val="false"/>
+          <w:textDirection w:val="lrTb"/>
+          <w:docGrid w:type="default" w:linePitch="100" w:charSpace="0"/>
+        </w:sectPr>
+      </w:pPr>
+    </w:p>
+    <w:p>
+      <w:pPr>
+        <w:pStyle w:val="BodyText"/>
+        <w:rPr/>
+      </w:pPr>
+      <w:r>
+        <w:rPr/>
+        <w:t>Search Key này đem so với Rule Table.</w:t>
+      </w:r>
+    </w:p>
+    <w:p>
+      <w:pPr>
+        <w:pStyle w:val="Heading1"/>
+        <w:numPr>
+          <w:ilvl w:val="0"/>
+          <w:numId w:val="1"/>
+        </w:numPr>
+        <w:ind w:hanging="0" w:left="0"/>
+        <w:rPr/>
+      </w:pPr>
+      <w:r>
+        <w:rPr/>
+        <w:t>Rule Table trong SRAM</w:t>
+      </w:r>
+    </w:p>
+    <w:p>
+      <w:pPr>
+        <w:pStyle w:val="BodyText"/>
+        <w:spacing w:before="0" w:after="140"/>
+        <w:rPr/>
+      </w:pPr>
+      <w:r>
+        <w:rPr/>
+        <w:t>Ví dụ</w:t>
+      </w:r>
+    </w:p>
+    <w:p>
+      <w:pPr>
+        <w:sectPr>
+          <w:type w:val="continuous"/>
+          <w:pgSz w:w="12240" w:h="15840"/>
+          <w:pgMar w:left="1134" w:right="1134" w:gutter="0" w:header="0" w:top="1134" w:footer="0" w:bottom="1134"/>
+          <w:formProt w:val="false"/>
+          <w:textDirection w:val="lrTb"/>
+          <w:docGrid w:type="default" w:linePitch="100" w:charSpace="0"/>
+        </w:sectPr>
+      </w:pPr>
+    </w:p>
+    <w:p>
+      <w:pPr>
+        <w:pStyle w:val="PreformattedText"/>
+        <w:ind w:hanging="0" w:left="0" w:right="0"/>
+        <w:rPr/>
+      </w:pPr>
+      <w:bookmarkStart w:id="10" w:name="code-block-viewer_Copy_2"/>
+      <w:bookmarkEnd w:id="10"/>
+      <w:r>
+        <w:rPr>
+          <w:rStyle w:val="SourceText"/>
+        </w:rPr>
+        <w:t>Rule 0</w:t>
+      </w:r>
+    </w:p>
+    <w:p>
+      <w:pPr>
+        <w:pStyle w:val="PreformattedText"/>
+        <w:rPr/>
+      </w:pPr>
+      <w:r>
+        <w:rPr/>
+      </w:r>
+    </w:p>
+    <w:p>
+      <w:pPr>
+        <w:pStyle w:val="PreformattedText"/>
+        <w:rPr/>
+      </w:pPr>
+      <w:r>
+        <w:rPr>
+          <w:rStyle w:val="SourceText"/>
+        </w:rPr>
+        <w:t>Dst Port = 80</w:t>
+      </w:r>
+    </w:p>
+    <w:p>
+      <w:pPr>
+        <w:pStyle w:val="PreformattedText"/>
+        <w:rPr/>
+      </w:pPr>
+      <w:r>
+        <w:rPr/>
+      </w:r>
+    </w:p>
+    <w:p>
+      <w:pPr>
+        <w:pStyle w:val="PreformattedText"/>
+        <w:rPr/>
+      </w:pPr>
+      <w:r>
+        <w:rPr>
+          <w:rStyle w:val="SourceText"/>
+        </w:rPr>
+        <w:t>TCP</w:t>
+      </w:r>
+    </w:p>
+    <w:p>
+      <w:pPr>
+        <w:pStyle w:val="PreformattedText"/>
+        <w:rPr/>
+      </w:pPr>
+      <w:r>
+        <w:rPr/>
+      </w:r>
+    </w:p>
+    <w:p>
+      <w:pPr>
+        <w:pStyle w:val="PreformattedText"/>
+        <w:rPr/>
+      </w:pPr>
+      <w:r>
+        <w:rPr>
+          <w:rStyle w:val="SourceText"/>
+        </w:rPr>
+        <w:t>---------</w:t>
+      </w:r>
+    </w:p>
+    <w:p>
+      <w:pPr>
+        <w:pStyle w:val="PreformattedText"/>
+        <w:spacing w:before="0" w:after="283"/>
+        <w:rPr/>
+      </w:pPr>
+      <w:r>
+        <w:rPr>
+          <w:rStyle w:val="SourceText"/>
+        </w:rPr>
+        <w:t>Forward Port 1</w:t>
+      </w:r>
+    </w:p>
+    <w:p>
+      <w:pPr>
+        <w:sectPr>
+          <w:type w:val="continuous"/>
+          <w:pgSz w:w="12240" w:h="15840"/>
+          <w:pgMar w:left="1134" w:right="1134" w:gutter="0" w:header="0" w:top="1134" w:footer="0" w:bottom="1134"/>
+          <w:formProt w:val="false"/>
+          <w:textDirection w:val="lrTb"/>
+          <w:docGrid w:type="default" w:linePitch="100" w:charSpace="0"/>
+        </w:sectPr>
+      </w:pPr>
+    </w:p>
+    <w:p>
+      <w:pPr>
+        <w:pStyle w:val="PreformattedText"/>
+        <w:ind w:hanging="0" w:left="0" w:right="0"/>
+        <w:rPr/>
+      </w:pPr>
+      <w:bookmarkStart w:id="11" w:name="code-block-viewer_Copy_3"/>
+      <w:bookmarkEnd w:id="11"/>
+      <w:r>
+        <w:rPr>
+          <w:rStyle w:val="SourceText"/>
+        </w:rPr>
+        <w:t>Rule 1</w:t>
+      </w:r>
+    </w:p>
+    <w:p>
+      <w:pPr>
+        <w:pStyle w:val="PreformattedText"/>
+        <w:rPr/>
+      </w:pPr>
+      <w:r>
+        <w:rPr/>
+      </w:r>
+    </w:p>
+    <w:p>
+      <w:pPr>
+        <w:pStyle w:val="PreformattedText"/>
+        <w:rPr/>
+      </w:pPr>
+      <w:r>
+        <w:rPr>
+          <w:rStyle w:val="SourceText"/>
+        </w:rPr>
+        <w:t>Dst Port = 22</w:t>
+      </w:r>
+    </w:p>
+    <w:p>
+      <w:pPr>
+        <w:pStyle w:val="PreformattedText"/>
+        <w:rPr/>
+      </w:pPr>
+      <w:r>
+        <w:rPr/>
+      </w:r>
+    </w:p>
+    <w:p>
+      <w:pPr>
+        <w:pStyle w:val="PreformattedText"/>
+        <w:rPr/>
+      </w:pPr>
+      <w:r>
+        <w:rPr>
+          <w:rStyle w:val="SourceText"/>
+        </w:rPr>
+        <w:t>TCP</w:t>
+      </w:r>
+    </w:p>
+    <w:p>
+      <w:pPr>
+        <w:pStyle w:val="PreformattedText"/>
+        <w:rPr/>
+      </w:pPr>
+      <w:r>
+        <w:rPr/>
+      </w:r>
+    </w:p>
+    <w:p>
+      <w:pPr>
+        <w:pStyle w:val="PreformattedText"/>
+        <w:rPr/>
+      </w:pPr>
+      <w:r>
+        <w:rPr>
+          <w:rStyle w:val="SourceText"/>
+        </w:rPr>
+        <w:t>---------</w:t>
+      </w:r>
+    </w:p>
+    <w:p>
+      <w:pPr>
+        <w:pStyle w:val="PreformattedText"/>
+        <w:spacing w:before="0" w:after="283"/>
+        <w:rPr/>
+      </w:pPr>
+      <w:r>
+        <w:rPr>
+          <w:rStyle w:val="SourceText"/>
+        </w:rPr>
+        <w:t>Forward Port 2</w:t>
+      </w:r>
+    </w:p>
+    <w:p>
+      <w:pPr>
+        <w:sectPr>
+          <w:type w:val="continuous"/>
+          <w:pgSz w:w="12240" w:h="15840"/>
+          <w:pgMar w:left="1134" w:right="1134" w:gutter="0" w:header="0" w:top="1134" w:footer="0" w:bottom="1134"/>
+          <w:formProt w:val="false"/>
+          <w:textDirection w:val="lrTb"/>
+          <w:docGrid w:type="default" w:linePitch="100" w:charSpace="0"/>
+        </w:sectPr>
+      </w:pPr>
+    </w:p>
+    <w:p>
+      <w:pPr>
+        <w:pStyle w:val="PreformattedText"/>
+        <w:ind w:hanging="0" w:left="0" w:right="0"/>
+        <w:rPr/>
+      </w:pPr>
+      <w:bookmarkStart w:id="12" w:name="code-block-viewer_Copy_4"/>
+      <w:bookmarkEnd w:id="12"/>
+      <w:r>
+        <w:rPr>
+          <w:rStyle w:val="SourceText"/>
+        </w:rPr>
+        <w:t>Rule 2</w:t>
+      </w:r>
+    </w:p>
+    <w:p>
+      <w:pPr>
+        <w:pStyle w:val="PreformattedText"/>
+        <w:rPr/>
+      </w:pPr>
+      <w:r>
+        <w:rPr/>
+      </w:r>
+    </w:p>
+    <w:p>
+      <w:pPr>
+        <w:pStyle w:val="PreformattedText"/>
+        <w:rPr/>
+      </w:pPr>
+      <w:r>
+        <w:rPr>
+          <w:rStyle w:val="SourceText"/>
+        </w:rPr>
+        <w:t>UDP</w:t>
+      </w:r>
+    </w:p>
+    <w:p>
+      <w:pPr>
+        <w:pStyle w:val="PreformattedText"/>
+        <w:rPr/>
+      </w:pPr>
+      <w:r>
+        <w:rPr/>
+      </w:r>
+    </w:p>
+    <w:p>
+      <w:pPr>
+        <w:pStyle w:val="PreformattedText"/>
+        <w:rPr/>
+      </w:pPr>
+      <w:r>
+        <w:rPr>
+          <w:rStyle w:val="SourceText"/>
+        </w:rPr>
+        <w:t>---------</w:t>
+      </w:r>
+    </w:p>
+    <w:p>
+      <w:pPr>
+        <w:pStyle w:val="PreformattedText"/>
+        <w:spacing w:before="0" w:after="283"/>
+        <w:rPr/>
+      </w:pPr>
+      <w:r>
+        <w:rPr>
+          <w:rStyle w:val="SourceText"/>
+        </w:rPr>
+        <w:t>Drop</w:t>
+      </w:r>
+    </w:p>
+    <w:p>
+      <w:pPr>
+        <w:sectPr>
+          <w:type w:val="continuous"/>
+          <w:pgSz w:w="12240" w:h="15840"/>
+          <w:pgMar w:left="1134" w:right="1134" w:gutter="0" w:header="0" w:top="1134" w:footer="0" w:bottom="1134"/>
+          <w:formProt w:val="false"/>
+          <w:textDirection w:val="lrTb"/>
+          <w:docGrid w:type="default" w:linePitch="100" w:charSpace="0"/>
+        </w:sectPr>
+      </w:pPr>
+    </w:p>
+    <w:p>
+      <w:pPr>
+        <w:pStyle w:val="BodyText"/>
+        <w:rPr/>
+      </w:pPr>
+      <w:r>
+        <w:rPr/>
+        <w:t>Comparator hỏi</w:t>
+      </w:r>
+    </w:p>
+    <w:p>
+      <w:pPr>
+        <w:sectPr>
+          <w:type w:val="continuous"/>
+          <w:pgSz w:w="12240" w:h="15840"/>
+          <w:pgMar w:left="1134" w:right="1134" w:gutter="0" w:header="0" w:top="1134" w:footer="0" w:bottom="1134"/>
+          <w:formProt w:val="false"/>
+          <w:textDirection w:val="lrTb"/>
+          <w:docGrid w:type="default" w:linePitch="100" w:charSpace="0"/>
+        </w:sectPr>
+      </w:pPr>
+    </w:p>
+    <w:p>
+      <w:pPr>
+        <w:pStyle w:val="PreformattedText"/>
+        <w:ind w:hanging="0" w:left="0" w:right="0"/>
+        <w:rPr/>
+      </w:pPr>
+      <w:bookmarkStart w:id="13" w:name="code-block-viewer_Copy_5"/>
+      <w:bookmarkEnd w:id="13"/>
+      <w:r>
+        <w:rPr>
+          <w:rStyle w:val="SourceText"/>
+        </w:rPr>
+        <w:t>Search Key</w:t>
+      </w:r>
+    </w:p>
+    <w:p>
+      <w:pPr>
+        <w:pStyle w:val="PreformattedText"/>
+        <w:rPr/>
+      </w:pPr>
+      <w:r>
+        <w:rPr/>
+      </w:r>
+    </w:p>
+    <w:p>
+      <w:pPr>
+        <w:pStyle w:val="PreformattedText"/>
+        <w:rPr/>
+      </w:pPr>
+      <w:r>
+        <w:rPr>
+          <w:rStyle w:val="SourceText"/>
+        </w:rPr>
+        <w:t>=</w:t>
+      </w:r>
+    </w:p>
+    <w:p>
+      <w:pPr>
+        <w:pStyle w:val="PreformattedText"/>
+        <w:rPr/>
+      </w:pPr>
+      <w:r>
+        <w:rPr/>
+      </w:r>
+    </w:p>
+    <w:p>
+      <w:pPr>
+        <w:pStyle w:val="PreformattedText"/>
+        <w:spacing w:before="0" w:after="283"/>
+        <w:rPr/>
+      </w:pPr>
+      <w:r>
+        <w:rPr>
+          <w:rStyle w:val="SourceText"/>
+        </w:rPr>
+        <w:t>Rule 0 ?</w:t>
+      </w:r>
+    </w:p>
+    <w:p>
+      <w:pPr>
+        <w:sectPr>
+          <w:type w:val="continuous"/>
+          <w:pgSz w:w="12240" w:h="15840"/>
+          <w:pgMar w:left="1134" w:right="1134" w:gutter="0" w:header="0" w:top="1134" w:footer="0" w:bottom="1134"/>
+          <w:formProt w:val="false"/>
+          <w:textDirection w:val="lrTb"/>
+          <w:docGrid w:type="default" w:linePitch="100" w:charSpace="0"/>
+        </w:sectPr>
+      </w:pPr>
+    </w:p>
+    <w:p>
+      <w:pPr>
+        <w:pStyle w:val="BodyText"/>
+        <w:rPr/>
+      </w:pPr>
+      <w:r>
+        <w:rPr/>
+        <w:t>Nếu đúng</w:t>
+      </w:r>
+    </w:p>
+    <w:p>
+      <w:pPr>
+        <w:sectPr>
+          <w:type w:val="continuous"/>
+          <w:pgSz w:w="12240" w:h="15840"/>
+          <w:pgMar w:left="1134" w:right="1134" w:gutter="0" w:header="0" w:top="1134" w:footer="0" w:bottom="1134"/>
+          <w:formProt w:val="false"/>
+          <w:textDirection w:val="lrTb"/>
+          <w:docGrid w:type="default" w:linePitch="100" w:charSpace="0"/>
+        </w:sectPr>
+      </w:pPr>
+    </w:p>
+    <w:p>
+      <w:pPr>
+        <w:pStyle w:val="PreformattedText"/>
+        <w:spacing w:before="0" w:after="283"/>
+        <w:ind w:hanging="0" w:left="0" w:right="0"/>
+        <w:rPr/>
+      </w:pPr>
+      <w:bookmarkStart w:id="14" w:name="code-block-viewer_Copy_6"/>
+      <w:bookmarkEnd w:id="14"/>
+      <w:r>
+        <w:rPr>
+          <w:rStyle w:val="SourceText"/>
+        </w:rPr>
+        <w:t>Match</w:t>
+      </w:r>
+    </w:p>
+    <w:p>
+      <w:pPr>
+        <w:sectPr>
+          <w:type w:val="continuous"/>
+          <w:pgSz w:w="12240" w:h="15840"/>
+          <w:pgMar w:left="1134" w:right="1134" w:gutter="0" w:header="0" w:top="1134" w:footer="0" w:bottom="1134"/>
+          <w:formProt w:val="false"/>
+          <w:textDirection w:val="lrTb"/>
+          <w:docGrid w:type="default" w:linePitch="100" w:charSpace="0"/>
+        </w:sectPr>
+      </w:pPr>
+    </w:p>
+    <w:p>
+      <w:pPr>
+        <w:pStyle w:val="BodyText"/>
+        <w:rPr/>
+      </w:pPr>
+      <w:r>
+        <w:rPr/>
+        <w:t>Sau đó</w:t>
+      </w:r>
+    </w:p>
+    <w:p>
+      <w:pPr>
+        <w:pStyle w:val="BodyText"/>
+        <w:rPr/>
+      </w:pPr>
+      <w:r>
+        <w:rPr/>
+        <w:t>Priority Encoder chọn Rule phù hợp.</w:t>
+      </w:r>
+    </w:p>
+    <w:p>
+      <w:pPr>
+        <w:pStyle w:val="Heading1"/>
+        <w:numPr>
+          <w:ilvl w:val="0"/>
+          <w:numId w:val="1"/>
+        </w:numPr>
+        <w:ind w:hanging="0" w:left="0"/>
+        <w:rPr/>
+      </w:pPr>
+      <w:r>
+        <w:rPr/>
+        <w:t>Vậy TCAM dùng để làm gì?</w:t>
+      </w:r>
+    </w:p>
+    <w:p>
+      <w:pPr>
+        <w:pStyle w:val="BodyText"/>
+        <w:spacing w:before="0" w:after="140"/>
+        <w:rPr/>
+      </w:pPr>
+      <w:r>
+        <w:rPr/>
+        <w:t xml:space="preserve">Có thể xem nó là một </w:t>
+      </w:r>
+      <w:r>
+        <w:rPr>
+          <w:rStyle w:val="Strong"/>
+        </w:rPr>
+        <w:t>bộ phân loại (classifier)</w:t>
+      </w:r>
+      <w:r>
+        <w:rPr/>
+        <w:t>.</w:t>
+      </w:r>
+    </w:p>
+    <w:p>
+      <w:pPr>
+        <w:pStyle w:val="BodyText"/>
+        <w:rPr/>
+      </w:pPr>
+      <w:r>
+        <w:rPr/>
+        <w:t>Nó trả lời câu hỏi:</w:t>
+      </w:r>
+    </w:p>
+    <w:p>
+      <w:pPr>
+        <w:pStyle w:val="BlockQuotation"/>
+        <w:rPr/>
+      </w:pPr>
+      <w:r>
+        <w:rPr/>
+        <w:t>"Packet này thuộc loại nào?"</w:t>
+      </w:r>
+    </w:p>
+    <w:p>
+      <w:pPr>
+        <w:pStyle w:val="BodyText"/>
+        <w:rPr/>
+      </w:pPr>
+      <w:r>
+        <w:rPr/>
+        <w:t>Ví dụ</w:t>
+      </w:r>
+    </w:p>
+    <w:p>
+      <w:pPr>
+        <w:sectPr>
+          <w:type w:val="continuous"/>
+          <w:pgSz w:w="12240" w:h="15840"/>
+          <w:pgMar w:left="1134" w:right="1134" w:gutter="0" w:header="0" w:top="1134" w:footer="0" w:bottom="1134"/>
+          <w:formProt w:val="false"/>
+          <w:textDirection w:val="lrTb"/>
+          <w:docGrid w:type="default" w:linePitch="100" w:charSpace="0"/>
+        </w:sectPr>
+      </w:pPr>
+    </w:p>
+    <w:p>
+      <w:pPr>
+        <w:pStyle w:val="PreformattedText"/>
+        <w:ind w:hanging="0" w:left="0" w:right="0"/>
+        <w:rPr/>
+      </w:pPr>
+      <w:bookmarkStart w:id="15" w:name="code-block-viewer_Copy_7"/>
+      <w:bookmarkEnd w:id="15"/>
+      <w:r>
+        <w:rPr>
+          <w:rStyle w:val="SourceText"/>
+        </w:rPr>
+        <w:t>Packet A</w:t>
+      </w:r>
+    </w:p>
+    <w:p>
+      <w:pPr>
+        <w:pStyle w:val="PreformattedText"/>
+        <w:rPr/>
+      </w:pPr>
+      <w:r>
+        <w:rPr/>
+      </w:r>
+    </w:p>
+    <w:p>
+      <w:pPr>
+        <w:pStyle w:val="PreformattedText"/>
+        <w:rPr/>
+      </w:pPr>
+      <w:r>
+        <w:rPr>
+          <w:rStyle w:val="SourceText"/>
+        </w:rPr>
+        <w:t>↓</w:t>
+      </w:r>
+    </w:p>
+    <w:p>
+      <w:pPr>
+        <w:pStyle w:val="PreformattedText"/>
+        <w:rPr/>
+      </w:pPr>
+      <w:r>
+        <w:rPr/>
+      </w:r>
+    </w:p>
+    <w:p>
+      <w:pPr>
+        <w:pStyle w:val="PreformattedText"/>
+        <w:rPr/>
+      </w:pPr>
+      <w:r>
+        <w:rPr>
+          <w:rStyle w:val="SourceText"/>
+        </w:rPr>
+        <w:t>Rule 3</w:t>
+      </w:r>
+    </w:p>
+    <w:p>
+      <w:pPr>
+        <w:pStyle w:val="PreformattedText"/>
+        <w:rPr/>
+      </w:pPr>
+      <w:r>
+        <w:rPr/>
+      </w:r>
+    </w:p>
+    <w:p>
+      <w:pPr>
+        <w:pStyle w:val="PreformattedText"/>
+        <w:rPr/>
+      </w:pPr>
+      <w:r>
+        <w:rPr>
+          <w:rStyle w:val="SourceText"/>
+        </w:rPr>
+        <w:t>↓</w:t>
+      </w:r>
+    </w:p>
+    <w:p>
+      <w:pPr>
+        <w:pStyle w:val="PreformattedText"/>
+        <w:rPr/>
+      </w:pPr>
+      <w:r>
+        <w:rPr/>
+      </w:r>
+    </w:p>
+    <w:p>
+      <w:pPr>
+        <w:pStyle w:val="PreformattedText"/>
+        <w:spacing w:before="0" w:after="283"/>
+        <w:rPr/>
+      </w:pPr>
+      <w:r>
+        <w:rPr>
+          <w:rStyle w:val="SourceText"/>
+        </w:rPr>
+        <w:t>Cho đi Port 5</w:t>
+      </w:r>
+    </w:p>
+    <w:p>
+      <w:pPr>
+        <w:sectPr>
+          <w:type w:val="continuous"/>
+          <w:pgSz w:w="12240" w:h="15840"/>
+          <w:pgMar w:left="1134" w:right="1134" w:gutter="0" w:header="0" w:top="1134" w:footer="0" w:bottom="1134"/>
+          <w:formProt w:val="false"/>
+          <w:textDirection w:val="lrTb"/>
+          <w:docGrid w:type="default" w:linePitch="100" w:charSpace="0"/>
+        </w:sectPr>
+      </w:pPr>
+    </w:p>
+    <w:p>
+      <w:pPr>
+        <w:pStyle w:val="BodyText"/>
+        <w:rPr/>
+      </w:pPr>
+      <w:r>
+        <w:rPr/>
+        <w:t>Hoặc</w:t>
+      </w:r>
+    </w:p>
+    <w:p>
+      <w:pPr>
+        <w:sectPr>
+          <w:type w:val="continuous"/>
+          <w:pgSz w:w="12240" w:h="15840"/>
+          <w:pgMar w:left="1134" w:right="1134" w:gutter="0" w:header="0" w:top="1134" w:footer="0" w:bottom="1134"/>
+          <w:formProt w:val="false"/>
+          <w:textDirection w:val="lrTb"/>
+          <w:docGrid w:type="default" w:linePitch="100" w:charSpace="0"/>
+        </w:sectPr>
+      </w:pPr>
+    </w:p>
+    <w:p>
+      <w:pPr>
+        <w:pStyle w:val="PreformattedText"/>
+        <w:ind w:hanging="0" w:left="0" w:right="0"/>
+        <w:rPr/>
+      </w:pPr>
+      <w:bookmarkStart w:id="16" w:name="code-block-viewer_Copy_8"/>
+      <w:bookmarkEnd w:id="16"/>
+      <w:r>
+        <w:rPr>
+          <w:rStyle w:val="SourceText"/>
+        </w:rPr>
+        <w:t>Packet B</w:t>
+      </w:r>
+    </w:p>
+    <w:p>
+      <w:pPr>
+        <w:pStyle w:val="PreformattedText"/>
+        <w:rPr/>
+      </w:pPr>
+      <w:r>
+        <w:rPr/>
+      </w:r>
+    </w:p>
+    <w:p>
+      <w:pPr>
+        <w:pStyle w:val="PreformattedText"/>
+        <w:rPr/>
+      </w:pPr>
+      <w:r>
+        <w:rPr>
+          <w:rStyle w:val="SourceText"/>
+        </w:rPr>
+        <w:t>↓</w:t>
+      </w:r>
+    </w:p>
+    <w:p>
+      <w:pPr>
+        <w:pStyle w:val="PreformattedText"/>
+        <w:rPr/>
+      </w:pPr>
+      <w:r>
+        <w:rPr/>
+      </w:r>
+    </w:p>
+    <w:p>
+      <w:pPr>
+        <w:pStyle w:val="PreformattedText"/>
+        <w:rPr/>
+      </w:pPr>
+      <w:r>
+        <w:rPr>
+          <w:rStyle w:val="SourceText"/>
+        </w:rPr>
+        <w:t>Rule 10</w:t>
+      </w:r>
+    </w:p>
+    <w:p>
+      <w:pPr>
+        <w:pStyle w:val="PreformattedText"/>
+        <w:rPr/>
+      </w:pPr>
+      <w:r>
+        <w:rPr/>
+      </w:r>
+    </w:p>
+    <w:p>
+      <w:pPr>
+        <w:pStyle w:val="PreformattedText"/>
+        <w:rPr/>
+      </w:pPr>
+      <w:r>
+        <w:rPr>
+          <w:rStyle w:val="SourceText"/>
+        </w:rPr>
+        <w:t>↓</w:t>
+      </w:r>
+    </w:p>
+    <w:p>
+      <w:pPr>
+        <w:pStyle w:val="PreformattedText"/>
+        <w:rPr/>
+      </w:pPr>
+      <w:r>
+        <w:rPr/>
+      </w:r>
+    </w:p>
+    <w:p>
+      <w:pPr>
+        <w:pStyle w:val="PreformattedText"/>
+        <w:spacing w:before="0" w:after="283"/>
+        <w:rPr/>
+      </w:pPr>
+      <w:r>
+        <w:rPr>
+          <w:rStyle w:val="SourceText"/>
+        </w:rPr>
+        <w:t>Drop</w:t>
+      </w:r>
+    </w:p>
+    <w:p>
+      <w:pPr>
+        <w:sectPr>
+          <w:type w:val="continuous"/>
+          <w:pgSz w:w="12240" w:h="15840"/>
+          <w:pgMar w:left="1134" w:right="1134" w:gutter="0" w:header="0" w:top="1134" w:footer="0" w:bottom="1134"/>
+          <w:formProt w:val="false"/>
+          <w:textDirection w:val="lrTb"/>
+          <w:docGrid w:type="default" w:linePitch="100" w:charSpace="0"/>
+        </w:sectPr>
+      </w:pPr>
+    </w:p>
+    <w:p>
+      <w:pPr>
+        <w:pStyle w:val="BodyText"/>
+        <w:rPr/>
+      </w:pPr>
+      <w:r>
+        <w:rPr/>
+        <w:t>Hoặc</w:t>
+      </w:r>
+    </w:p>
+    <w:p>
+      <w:pPr>
+        <w:sectPr>
+          <w:type w:val="continuous"/>
+          <w:pgSz w:w="12240" w:h="15840"/>
+          <w:pgMar w:left="1134" w:right="1134" w:gutter="0" w:header="0" w:top="1134" w:footer="0" w:bottom="1134"/>
+          <w:formProt w:val="false"/>
+          <w:textDirection w:val="lrTb"/>
+          <w:docGrid w:type="default" w:linePitch="100" w:charSpace="0"/>
+        </w:sectPr>
+      </w:pPr>
+    </w:p>
+    <w:p>
+      <w:pPr>
+        <w:pStyle w:val="PreformattedText"/>
+        <w:ind w:hanging="0" w:left="0" w:right="0"/>
+        <w:rPr/>
+      </w:pPr>
+      <w:bookmarkStart w:id="17" w:name="code-block-viewer_Copy_9"/>
+      <w:bookmarkEnd w:id="17"/>
+      <w:r>
+        <w:rPr>
+          <w:rStyle w:val="SourceText"/>
+        </w:rPr>
+        <w:t>Packet C</w:t>
+      </w:r>
+    </w:p>
+    <w:p>
+      <w:pPr>
+        <w:pStyle w:val="PreformattedText"/>
+        <w:rPr/>
+      </w:pPr>
+      <w:r>
+        <w:rPr/>
+      </w:r>
+    </w:p>
+    <w:p>
+      <w:pPr>
+        <w:pStyle w:val="PreformattedText"/>
+        <w:rPr/>
+      </w:pPr>
+      <w:r>
+        <w:rPr>
+          <w:rStyle w:val="SourceText"/>
+        </w:rPr>
+        <w:t>↓</w:t>
+      </w:r>
+    </w:p>
+    <w:p>
+      <w:pPr>
+        <w:pStyle w:val="PreformattedText"/>
+        <w:rPr/>
+      </w:pPr>
+      <w:r>
+        <w:rPr/>
+      </w:r>
+    </w:p>
+    <w:p>
+      <w:pPr>
+        <w:pStyle w:val="PreformattedText"/>
+        <w:rPr/>
+      </w:pPr>
+      <w:r>
+        <w:rPr>
+          <w:rStyle w:val="SourceText"/>
+        </w:rPr>
+        <w:t>Rule 25</w:t>
+      </w:r>
+    </w:p>
+    <w:p>
+      <w:pPr>
+        <w:pStyle w:val="PreformattedText"/>
+        <w:rPr/>
+      </w:pPr>
+      <w:r>
+        <w:rPr/>
+      </w:r>
+    </w:p>
+    <w:p>
+      <w:pPr>
+        <w:pStyle w:val="PreformattedText"/>
+        <w:rPr/>
+      </w:pPr>
+      <w:r>
+        <w:rPr>
+          <w:rStyle w:val="SourceText"/>
+        </w:rPr>
+        <w:t>↓</w:t>
+      </w:r>
+    </w:p>
+    <w:p>
+      <w:pPr>
+        <w:pStyle w:val="PreformattedText"/>
+        <w:rPr/>
+      </w:pPr>
+      <w:r>
+        <w:rPr/>
+      </w:r>
+    </w:p>
+    <w:p>
+      <w:pPr>
+        <w:pStyle w:val="PreformattedText"/>
+        <w:spacing w:before="0" w:after="283"/>
+        <w:rPr/>
+      </w:pPr>
+      <w:r>
+        <w:rPr>
+          <w:rStyle w:val="SourceText"/>
+        </w:rPr>
+        <w:t>QoS mức cao</w:t>
+      </w:r>
+    </w:p>
+    <w:p>
+      <w:pPr>
+        <w:sectPr>
+          <w:type w:val="continuous"/>
+          <w:pgSz w:w="12240" w:h="15840"/>
+          <w:pgMar w:left="1134" w:right="1134" w:gutter="0" w:header="0" w:top="1134" w:footer="0" w:bottom="1134"/>
+          <w:formProt w:val="false"/>
+          <w:textDirection w:val="lrTb"/>
+          <w:docGrid w:type="default" w:linePitch="100" w:charSpace="0"/>
+        </w:sectPr>
+      </w:pPr>
     </w:p>
     <w:p>
       <w:pPr>
